--- a/policies/build/masters/AAC.6_v2_master.docx
+++ b/policies/build/masters/AAC.6_v2_master.docx
@@ -11,40 +11,25 @@
         <w:rPr>
           <w:b/>
           <w:bCs/>
+          <w:sz w:val="28"/>
+          <w:szCs w:val="28"/>
+        </w:rPr>
+        <w:t>Policy on Safety Programme in Laboratory and Imaging Services</w:t>
+      </w:r>
+    </w:p>
+    <w:p>
+      <w:pPr>
+        <w:spacing w:after="60"/>
+        <w:jc w:val="center"/>
+      </w:pPr>
+      <w:r>
+        <w:rPr>
+          <w:b/>
+          <w:bCs/>
           <w:sz w:val="32"/>
           <w:szCs w:val="32"/>
         </w:rPr>
         <w:t xml:space="preserve">«Hospital Name»</w:t>
-      </w:r>
-    </w:p>
-    <w:p>
-      <w:pPr>
-        <w:spacing w:after="60"/>
-        <w:jc w:val="center"/>
-      </w:pPr>
-      <w:r>
-        <w:rPr>
-          <w:b/>
-          <w:bCs/>
-          <w:sz w:val="28"/>
-          <w:szCs w:val="28"/>
-        </w:rPr>
-        <w:t xml:space="preserve">Safety Programme in Laboratory and Imaging Services</w:t>
-      </w:r>
-    </w:p>
-    <w:p>
-      <w:pPr>
-        <w:spacing w:after="240"/>
-        <w:jc w:val="center"/>
-      </w:pPr>
-      <w:r>
-        <w:rPr>
-          <w:i/>
-          <w:iCs/>
-          <w:sz w:val="20"/>
-          <w:szCs w:val="20"/>
-        </w:rPr>
-        <w:t xml:space="preserve">Laboratory and imaging safety programme.</w:t>
       </w:r>
     </w:p>
     <w:p>
@@ -2851,196 +2836,6 @@
         <w:t xml:space="preserve">The Nursing Superintendent holds signed acknowledgements with the induction record.</w:t>
       </w:r>
     </w:p>
-    <w:p>
-      <w:pPr>
-        <w:pStyle w:val="Heading1"/>
-        <w:spacing w:after="120" w:before="280"/>
-      </w:pPr>
-      <w:r>
-        <w:t xml:space="preserve">10. References</w:t>
-      </w:r>
-    </w:p>
-    <w:p>
-      <w:pPr>
-        <w:pStyle w:val="ListParagraph"/>
-        <w:numPr>
-          <w:ilvl w:val="0"/>
-          <w:numId w:val="1"/>
-        </w:numPr>
-        <w:spacing w:after="60"/>
-      </w:pPr>
-      <w:r>
-        <w:rPr>
-          <w:sz w:val="22"/>
-          <w:szCs w:val="22"/>
-        </w:rPr>
-        <w:t xml:space="preserve">National Accreditation Board for Hospitals and Healthcare Providers (NABH), Standards for Small Healthcare Organisations, 3rd Edition — Access, Assessment and Continuity of Care chapter, standard AAC.6.</w:t>
-      </w:r>
-    </w:p>
-    <w:p>
-      <w:pPr>
-        <w:pStyle w:val="ListParagraph"/>
-        <w:numPr>
-          <w:ilvl w:val="0"/>
-          <w:numId w:val="1"/>
-        </w:numPr>
-        <w:spacing w:after="60"/>
-      </w:pPr>
-      <w:r>
-        <w:rPr>
-          <w:sz w:val="22"/>
-          <w:szCs w:val="22"/>
-        </w:rPr>
-        <w:t xml:space="preserve">Atomic Energy (Radiation Protection) Rules, 2004 — radiation safety in imaging.</w:t>
-      </w:r>
-    </w:p>
-    <w:p>
-      <w:pPr>
-        <w:pStyle w:val="ListParagraph"/>
-        <w:numPr>
-          <w:ilvl w:val="0"/>
-          <w:numId w:val="1"/>
-        </w:numPr>
-        <w:spacing w:after="60"/>
-      </w:pPr>
-      <w:r>
-        <w:rPr>
-          <w:sz w:val="22"/>
-          <w:szCs w:val="22"/>
-        </w:rPr>
-        <w:t xml:space="preserve">Bio-Medical Waste Management Rules, 2016 — laboratory waste segregation, treatment and disposal.</w:t>
-      </w:r>
-    </w:p>
-    <w:p>
-      <w:pPr>
-        <w:pStyle w:val="ListParagraph"/>
-        <w:numPr>
-          <w:ilvl w:val="0"/>
-          <w:numId w:val="1"/>
-        </w:numPr>
-        <w:spacing w:after="60"/>
-      </w:pPr>
-      <w:r>
-        <w:rPr>
-          <w:sz w:val="22"/>
-          <w:szCs w:val="22"/>
-        </w:rPr>
-        <w:t xml:space="preserve">Internal documents of «Hospital Name»: laboratory safety manual; radiation-safety manual; PPE inventory; TLD dose records; safety-incident register; signage maintenance log.</w:t>
-      </w:r>
-    </w:p>
-    <w:p>
-      <w:pPr>
-        <w:pStyle w:val="Heading1"/>
-        <w:spacing w:after="120" w:before="280"/>
-      </w:pPr>
-      <w:r>
-        <w:t xml:space="preserve">11. Distribution</w:t>
-      </w:r>
-    </w:p>
-    <w:p>
-      <w:pPr>
-        <w:spacing w:after="140"/>
-      </w:pPr>
-      <w:r>
-        <w:rPr>
-          <w:sz w:val="22"/>
-          <w:szCs w:val="22"/>
-        </w:rPr>
-        <w:t xml:space="preserve">Official master copy: office of the Medical Superintendent, «Hospital Name», with the Quality Coordinator.</w:t>
-      </w:r>
-    </w:p>
-    <w:p>
-      <w:pPr>
-        <w:spacing w:after="140"/>
-      </w:pPr>
-      <w:r>
-        <w:rPr>
-          <w:sz w:val="22"/>
-          <w:szCs w:val="22"/>
-        </w:rPr>
-        <w:t xml:space="preserve">Copies issued to: laboratory; imaging/radiology department; emergency; nursing administration.</w:t>
-      </w:r>
-    </w:p>
-    <w:p>
-      <w:pPr>
-        <w:spacing w:after="140"/>
-      </w:pPr>
-      <w:r>
-        <w:rPr>
-          <w:sz w:val="22"/>
-          <w:szCs w:val="22"/>
-        </w:rPr>
-        <w:t xml:space="preserve">The current version is available to all staff at the «front-office policy file» and, if the hospital keeps an intranet, at «staff intranet / policies».</w:t>
-      </w:r>
-    </w:p>
-    <w:p>
-      <w:pPr>
-        <w:spacing w:after="140"/>
-      </w:pPr>
-      <w:r>
-        <w:rPr>
-          <w:sz w:val="22"/>
-          <w:szCs w:val="22"/>
-        </w:rPr>
-        <w:t xml:space="preserve">When a new version is issued, take old copies out of use.</w:t>
-      </w:r>
-    </w:p>
-    <w:p>
-      <w:pPr>
-        <w:pStyle w:val="Heading1"/>
-        <w:spacing w:after="120" w:before="280"/>
-      </w:pPr>
-      <w:r>
-        <w:t xml:space="preserve">12. Abbreviations</w:t>
-      </w:r>
-    </w:p>
-    <w:p>
-      <w:pPr>
-        <w:spacing w:after="140"/>
-      </w:pPr>
-      <w:r>
-        <w:rPr>
-          <w:sz w:val="22"/>
-          <w:szCs w:val="22"/>
-        </w:rPr>
-        <w:t xml:space="preserve">AAC — Access, Assessment and Continuity of Care (NABH SHCO chapter 2)
-AERB — Atomic Energy Regulatory Board
-ALARA — as low as reasonably achievable
-BMW — Bio-Medical Waste Management Rules, 2016
-CAPA — corrective and preventive action
-HIC — Hospital Infection Control (NABH SHCO chapter 3)
-MRI — magnetic resonance imaging
-NABH — National Accreditation Board for Hospitals and Healthcare Providers
-OE — objective element
-PC-PNDT — Pre-Conception and Pre-Natal Diagnostic Techniques (Prohibition of Sex Selection) Act, 1994
-PPE — personal protective equipment
-SHCO — Standards for Small Healthcare Organisations
-TLD — thermoluminescent dosimeter</w:t>
-      </w:r>
-    </w:p>
-    <w:p>
-      <w:pPr>
-        <w:pStyle w:val="Heading1"/>
-        <w:spacing w:after="120" w:before="280"/>
-      </w:pPr>
-      <w:r>
-        <w:t xml:space="preserve">13. Traceability to NABH SHCO 3rd Edition AAC.6</w:t>
-      </w:r>
-    </w:p>
-    <w:p>
-      <w:pPr>
-        <w:spacing w:after="120"/>
-      </w:pPr>
-      <w:r>
-        <w:rPr>
-          <w:i/>
-          <w:iCs/>
-          <w:sz w:val="20"/>
-          <w:szCs w:val="20"/>
-        </w:rPr>
-        <w:t xml:space="preserve">This table is an index. It is not how the policy is organised.</w:t>
-      </w:r>
-    </w:p>
     <w:tbl>
       <w:tblPr>
         <w:tblW w:type="pct" w:w="100%"/>
@@ -3610,7 +3405,97 @@
         <w:spacing w:after="120" w:before="280"/>
       </w:pPr>
       <w:r>
-        <w:t xml:space="preserve">14. Required Records / Evidence Checklist</w:t>
+        <w:t>10. Distribution</w:t>
+      </w:r>
+    </w:p>
+    <w:p>
+      <w:pPr>
+        <w:spacing w:after="140"/>
+      </w:pPr>
+      <w:r>
+        <w:rPr>
+          <w:sz w:val="22"/>
+          <w:szCs w:val="22"/>
+        </w:rPr>
+        <w:t xml:space="preserve">Official master copy: office of the Medical Superintendent, «Hospital Name», with the Quality Coordinator.</w:t>
+      </w:r>
+    </w:p>
+    <w:p>
+      <w:pPr>
+        <w:spacing w:after="140"/>
+      </w:pPr>
+      <w:r>
+        <w:rPr>
+          <w:sz w:val="22"/>
+          <w:szCs w:val="22"/>
+        </w:rPr>
+        <w:t xml:space="preserve">Copies issued to: laboratory; imaging/radiology department; emergency; nursing administration.</w:t>
+      </w:r>
+    </w:p>
+    <w:p>
+      <w:pPr>
+        <w:spacing w:after="140"/>
+      </w:pPr>
+      <w:r>
+        <w:rPr>
+          <w:sz w:val="22"/>
+          <w:szCs w:val="22"/>
+        </w:rPr>
+        <w:t xml:space="preserve">The current version is available to all staff at the «front-office policy file» and, if the hospital keeps an intranet, at «staff intranet / policies».</w:t>
+      </w:r>
+    </w:p>
+    <w:p>
+      <w:pPr>
+        <w:spacing w:after="140"/>
+      </w:pPr>
+      <w:r>
+        <w:rPr>
+          <w:sz w:val="22"/>
+          <w:szCs w:val="22"/>
+        </w:rPr>
+        <w:t xml:space="preserve">When a new version is issued, take old copies out of use.</w:t>
+      </w:r>
+    </w:p>
+    <w:p>
+      <w:pPr>
+        <w:pStyle w:val="Heading1"/>
+        <w:spacing w:after="120" w:before="280"/>
+      </w:pPr>
+      <w:r>
+        <w:t>11. Abbreviations</w:t>
+      </w:r>
+    </w:p>
+    <w:p>
+      <w:pPr>
+        <w:spacing w:after="140"/>
+      </w:pPr>
+      <w:r>
+        <w:rPr>
+          <w:sz w:val="22"/>
+          <w:szCs w:val="22"/>
+        </w:rPr>
+        <w:t xml:space="preserve">AAC — Access, Assessment and Continuity of Care (NABH SHCO chapter 2)
+AERB — Atomic Energy Regulatory Board
+ALARA — as low as reasonably achievable
+BMW — Bio-Medical Waste Management Rules, 2016
+CAPA — corrective and preventive action
+HIC — Hospital Infection Control (NABH SHCO chapter 3)
+MRI — magnetic resonance imaging
+NABH — National Accreditation Board for Hospitals and Healthcare Providers
+OE — objective element
+PC-PNDT — Pre-Conception and Pre-Natal Diagnostic Techniques (Prohibition of Sex Selection) Act, 1994
+PPE — personal protective equipment
+SHCO — Standards for Small Healthcare Organisations
+TLD — thermoluminescent dosimeter</w:t>
+      </w:r>
+    </w:p>
+    <w:p>
+      <w:pPr>
+        <w:pStyle w:val="Heading1"/>
+        <w:spacing w:after="120" w:before="280"/>
+      </w:pPr>
+      <w:r>
+        <w:t>12. Traceability to NABH SHCO 3rd Edition AAC.6</w:t>
       </w:r>
     </w:p>
     <w:p>
@@ -3624,6 +3509,29 @@
           <w:sz w:val="20"/>
           <w:szCs w:val="20"/>
         </w:rPr>
+        <w:t xml:space="preserve">This table is an index. It is not how the policy is organised.</w:t>
+      </w:r>
+    </w:p>
+    <w:p>
+      <w:pPr>
+        <w:pStyle w:val="Heading1"/>
+        <w:spacing w:after="120" w:before="280"/>
+      </w:pPr>
+      <w:r>
+        <w:t>13. Required Records / Evidence Checklist</w:t>
+      </w:r>
+    </w:p>
+    <w:p>
+      <w:pPr>
+        <w:spacing w:after="120"/>
+      </w:pPr>
+      <w:r>
+        <w:rPr>
+          <w:i/>
+          <w:iCs/>
+          <w:sz w:val="20"/>
+          <w:szCs w:val="20"/>
+        </w:rPr>
         <w:t xml:space="preserve">Records the hospital holds under this policy, listed by objective element.</w:t>
       </w:r>
     </w:p>
@@ -3942,6 +3850,83 @@
           <w:szCs w:val="22"/>
         </w:rPr>
         <w:t xml:space="preserve">Replacement records for damaged or missing signs.</w:t>
+      </w:r>
+    </w:p>
+    <w:p>
+      <w:pPr>
+        <w:pStyle w:val="Heading1"/>
+        <w:spacing w:after="120" w:before="280"/>
+      </w:pPr>
+      <w:r>
+        <w:t>14. References</w:t>
+      </w:r>
+    </w:p>
+    <w:p>
+      <w:pPr>
+        <w:pStyle w:val="ListParagraph"/>
+        <w:numPr>
+          <w:ilvl w:val="0"/>
+          <w:numId w:val="1"/>
+        </w:numPr>
+        <w:spacing w:after="60"/>
+      </w:pPr>
+      <w:r>
+        <w:rPr>
+          <w:sz w:val="22"/>
+          <w:szCs w:val="22"/>
+        </w:rPr>
+        <w:t xml:space="preserve">National Accreditation Board for Hospitals and Healthcare Providers (NABH), Standards for Small Healthcare Organisations, 3rd Edition — Access, Assessment and Continuity of Care chapter, standard AAC.6.</w:t>
+      </w:r>
+    </w:p>
+    <w:p>
+      <w:pPr>
+        <w:pStyle w:val="ListParagraph"/>
+        <w:numPr>
+          <w:ilvl w:val="0"/>
+          <w:numId w:val="1"/>
+        </w:numPr>
+        <w:spacing w:after="60"/>
+      </w:pPr>
+      <w:r>
+        <w:rPr>
+          <w:sz w:val="22"/>
+          <w:szCs w:val="22"/>
+        </w:rPr>
+        <w:t xml:space="preserve">Atomic Energy (Radiation Protection) Rules, 2004 — radiation safety in imaging.</w:t>
+      </w:r>
+    </w:p>
+    <w:p>
+      <w:pPr>
+        <w:pStyle w:val="ListParagraph"/>
+        <w:numPr>
+          <w:ilvl w:val="0"/>
+          <w:numId w:val="1"/>
+        </w:numPr>
+        <w:spacing w:after="60"/>
+      </w:pPr>
+      <w:r>
+        <w:rPr>
+          <w:sz w:val="22"/>
+          <w:szCs w:val="22"/>
+        </w:rPr>
+        <w:t xml:space="preserve">Bio-Medical Waste Management Rules, 2016 — laboratory waste segregation, treatment and disposal.</w:t>
+      </w:r>
+    </w:p>
+    <w:p>
+      <w:pPr>
+        <w:pStyle w:val="ListParagraph"/>
+        <w:numPr>
+          <w:ilvl w:val="0"/>
+          <w:numId w:val="1"/>
+        </w:numPr>
+        <w:spacing w:after="60"/>
+      </w:pPr>
+      <w:r>
+        <w:rPr>
+          <w:sz w:val="22"/>
+          <w:szCs w:val="22"/>
+        </w:rPr>
+        <w:t xml:space="preserve">Internal documents of «Hospital Name»: laboratory safety manual; radiation-safety manual; PPE inventory; TLD dose records; safety-incident register; signage maintenance log.</w:t>
       </w:r>
     </w:p>
     <w:p>
@@ -4066,7 +4051,7 @@
         <w:sz w:val="16"/>
         <w:szCs w:val="16"/>
       </w:rPr>
-      <w:t xml:space="preserve">«Hospital Name»  |  «AAC/POL/06»  |  Controlled document  |  Safety Programme in Laboratory and Imaging Services</w:t>
+      <w:t>«Hospital Name»  |  «AAC/POL/06»  |  Controlled document  |  Policy on Safety Programme in Laboratory and Imaging Services</w:t>
     </w:r>
   </w:p>
 </w:ftr>

--- a/policies/build/masters/AAC.6_v2_master.docx
+++ b/policies/build/masters/AAC.6_v2_master.docx
@@ -2017,7 +2017,7 @@
           <w:sz w:val="22"/>
           <w:szCs w:val="22"/>
         </w:rPr>
-        <w:t xml:space="preserve">Root-cause analysis is required when the same safety defect recurs within six months.</w:t>
+        <w:t>Root-cause analysis is required when the same safety defect recurs; the organisation's defined recurrence threshold applies, as documented in the hospital's Root Cause Analysis procedure.</w:t>
       </w:r>
     </w:p>
     <w:p>

--- a/policies/build/masters/AAC.6_v2_master.docx
+++ b/policies/build/masters/AAC.6_v2_master.docx
@@ -2853,6 +2853,7 @@
         <w:gridCol w:w="100"/>
         <w:gridCol w:w="100"/>
         <w:gridCol w:w="100"/>
+        <w:gridCol w:w="100"/>
       </w:tblGrid>
       <w:tr>
         <w:tc>
@@ -2880,6 +2881,26 @@
         </w:tc>
         <w:tc>
           <w:tcPr>
+            <w:tcW w:type="pct" w:w="12%"/>
+            <w:tcBorders>
+              <w:top w:val="single" w:color="999999" w:sz="4"/>
+              <w:left w:val="single" w:color="999999" w:sz="4"/>
+              <w:bottom w:val="single" w:color="999999" w:sz="4"/>
+              <w:right w:val="single" w:color="999999" w:sz="4"/>
+            </w:tcBorders>
+            <w:shd w:fill="E8E8E8" w:val="clear"/>
+          </w:tcPr>
+          <w:p>
+            <w:r>
+              <w:rPr>
+                <w:b/>
+              </w:rPr>
+              <w:t>Level</w:t>
+            </w:r>
+          </w:p>
+        </w:tc>
+        <w:tc>
+          <w:tcPr>
             <w:tcW w:type="pct" w:w="32%"/>
             <w:tcBorders>
               <w:top w:val="single" w:color="999999" w:sz="4"/>
@@ -2973,6 +2994,22 @@
         </w:tc>
         <w:tc>
           <w:tcPr>
+            <w:tcW w:type="pct" w:w="12%"/>
+            <w:tcBorders>
+              <w:top w:val="single" w:color="999999" w:sz="4"/>
+              <w:left w:val="single" w:color="999999" w:sz="4"/>
+              <w:bottom w:val="single" w:color="999999" w:sz="4"/>
+              <w:right w:val="single" w:color="999999" w:sz="4"/>
+            </w:tcBorders>
+          </w:tcPr>
+          <w:p>
+            <w:r>
+              <w:t>Commitment*</w:t>
+            </w:r>
+          </w:p>
+        </w:tc>
+        <w:tc>
+          <w:tcPr>
             <w:tcW w:type="pct" w:w="32%"/>
             <w:tcBorders>
               <w:top w:val="single" w:color="999999" w:sz="4"/>
@@ -3063,6 +3100,22 @@
         </w:tc>
         <w:tc>
           <w:tcPr>
+            <w:tcW w:type="pct" w:w="12%"/>
+            <w:tcBorders>
+              <w:top w:val="single" w:color="999999" w:sz="4"/>
+              <w:left w:val="single" w:color="999999" w:sz="4"/>
+              <w:bottom w:val="single" w:color="999999" w:sz="4"/>
+              <w:right w:val="single" w:color="999999" w:sz="4"/>
+            </w:tcBorders>
+          </w:tcPr>
+          <w:p>
+            <w:r>
+              <w:t>Commitment</w:t>
+            </w:r>
+          </w:p>
+        </w:tc>
+        <w:tc>
+          <w:tcPr>
             <w:tcW w:type="pct" w:w="32%"/>
             <w:tcBorders>
               <w:top w:val="single" w:color="999999" w:sz="4"/>
@@ -3153,6 +3206,22 @@
         </w:tc>
         <w:tc>
           <w:tcPr>
+            <w:tcW w:type="pct" w:w="12%"/>
+            <w:tcBorders>
+              <w:top w:val="single" w:color="999999" w:sz="4"/>
+              <w:left w:val="single" w:color="999999" w:sz="4"/>
+              <w:bottom w:val="single" w:color="999999" w:sz="4"/>
+              <w:right w:val="single" w:color="999999" w:sz="4"/>
+            </w:tcBorders>
+          </w:tcPr>
+          <w:p>
+            <w:r>
+              <w:t>Commitment</w:t>
+            </w:r>
+          </w:p>
+        </w:tc>
+        <w:tc>
+          <w:tcPr>
             <w:tcW w:type="pct" w:w="32%"/>
             <w:tcBorders>
               <w:top w:val="single" w:color="999999" w:sz="4"/>
@@ -3243,6 +3312,22 @@
         </w:tc>
         <w:tc>
           <w:tcPr>
+            <w:tcW w:type="pct" w:w="12%"/>
+            <w:tcBorders>
+              <w:top w:val="single" w:color="999999" w:sz="4"/>
+              <w:left w:val="single" w:color="999999" w:sz="4"/>
+              <w:bottom w:val="single" w:color="999999" w:sz="4"/>
+              <w:right w:val="single" w:color="999999" w:sz="4"/>
+            </w:tcBorders>
+          </w:tcPr>
+          <w:p>
+            <w:r>
+              <w:t>Commitment</w:t>
+            </w:r>
+          </w:p>
+        </w:tc>
+        <w:tc>
+          <w:tcPr>
             <w:tcW w:type="pct" w:w="32%"/>
             <w:tcBorders>
               <w:top w:val="single" w:color="999999" w:sz="4"/>
@@ -3333,6 +3418,22 @@
         </w:tc>
         <w:tc>
           <w:tcPr>
+            <w:tcW w:type="pct" w:w="12%"/>
+            <w:tcBorders>
+              <w:top w:val="single" w:color="999999" w:sz="4"/>
+              <w:left w:val="single" w:color="999999" w:sz="4"/>
+              <w:bottom w:val="single" w:color="999999" w:sz="4"/>
+              <w:right w:val="single" w:color="999999" w:sz="4"/>
+            </w:tcBorders>
+          </w:tcPr>
+          <w:p>
+            <w:r>
+              <w:t>Commitment</w:t>
+            </w:r>
+          </w:p>
+        </w:tc>
+        <w:tc>
+          <w:tcPr>
             <w:tcW w:type="pct" w:w="32%"/>
             <w:tcBorders>
               <w:top w:val="single" w:color="999999" w:sz="4"/>
@@ -3465,30 +3566,611 @@
         <w:t>11. Abbreviations</w:t>
       </w:r>
     </w:p>
-    <w:p>
-      <w:pPr>
-        <w:spacing w:after="140"/>
-      </w:pPr>
-      <w:r>
-        <w:rPr>
-          <w:sz w:val="22"/>
-          <w:szCs w:val="22"/>
-        </w:rPr>
-        <w:t xml:space="preserve">AAC — Access, Assessment and Continuity of Care (NABH SHCO chapter 2)
-AERB — Atomic Energy Regulatory Board
-ALARA — as low as reasonably achievable
-BMW — Bio-Medical Waste Management Rules, 2016
-CAPA — corrective and preventive action
-HIC — Hospital Infection Control (NABH SHCO chapter 3)
-MRI — magnetic resonance imaging
-NABH — National Accreditation Board for Hospitals and Healthcare Providers
-OE — objective element
-PC-PNDT — Pre-Conception and Pre-Natal Diagnostic Techniques (Prohibition of Sex Selection) Act, 1994
-PPE — personal protective equipment
-SHCO — Standards for Small Healthcare Organisations
-TLD — thermoluminescent dosimeter</w:t>
-      </w:r>
-    </w:p>
+    <w:tbl>
+      <w:tblPr>
+        <w:tblW w:type="pct" w:w="100%"/>
+        <w:tblBorders>
+          <w:top w:val="single" w:color="auto" w:sz="4"/>
+          <w:left w:val="single" w:color="auto" w:sz="4"/>
+          <w:bottom w:val="single" w:color="auto" w:sz="4"/>
+          <w:right w:val="single" w:color="auto" w:sz="4"/>
+          <w:insideH w:val="single" w:color="auto" w:sz="4"/>
+          <w:insideV w:val="single" w:color="auto" w:sz="4"/>
+        </w:tblBorders>
+      </w:tblPr>
+      <w:tblGrid>
+        <w:gridCol w:w="100"/>
+        <w:gridCol w:w="100"/>
+      </w:tblGrid>
+      <w:tr>
+        <w:tc>
+          <w:tcPr>
+            <w:tcW w:type="pct" w:w="22%"/>
+            <w:tcBorders>
+              <w:top w:val="single" w:color="999999" w:sz="4"/>
+              <w:left w:val="single" w:color="999999" w:sz="4"/>
+              <w:bottom w:val="single" w:color="999999" w:sz="4"/>
+              <w:right w:val="single" w:color="999999" w:sz="4"/>
+            </w:tcBorders>
+            <w:shd w:fill="E8E8E8" w:val="clear"/>
+          </w:tcPr>
+          <w:p>
+            <w:r>
+              <w:rPr>
+                <w:b/>
+              </w:rPr>
+              <w:t>Abbreviation</w:t>
+            </w:r>
+          </w:p>
+        </w:tc>
+        <w:tc>
+          <w:tcPr>
+            <w:tcW w:type="pct" w:w="22%"/>
+            <w:tcBorders>
+              <w:top w:val="single" w:color="999999" w:sz="4"/>
+              <w:left w:val="single" w:color="999999" w:sz="4"/>
+              <w:bottom w:val="single" w:color="999999" w:sz="4"/>
+              <w:right w:val="single" w:color="999999" w:sz="4"/>
+            </w:tcBorders>
+            <w:shd w:fill="E8E8E8" w:val="clear"/>
+          </w:tcPr>
+          <w:p>
+            <w:r>
+              <w:rPr>
+                <w:b/>
+              </w:rPr>
+              <w:t>Meaning</w:t>
+            </w:r>
+          </w:p>
+        </w:tc>
+      </w:tr>
+      <w:tr>
+        <w:tc>
+          <w:tcPr>
+            <w:tcW w:type="pct" w:w="22%"/>
+            <w:tcBorders>
+              <w:top w:val="single" w:color="999999" w:sz="4"/>
+              <w:left w:val="single" w:color="999999" w:sz="4"/>
+              <w:bottom w:val="single" w:color="999999" w:sz="4"/>
+              <w:right w:val="single" w:color="999999" w:sz="4"/>
+            </w:tcBorders>
+            <w:shd w:fill="E8E8E8" w:val="clear"/>
+          </w:tcPr>
+          <w:p>
+            <w:r>
+              <w:rPr>
+                <w:b w:val="0"/>
+              </w:rPr>
+              <w:t>AAC</w:t>
+            </w:r>
+          </w:p>
+        </w:tc>
+        <w:tc>
+          <w:tcPr>
+            <w:tcW w:type="pct" w:w="22%"/>
+            <w:tcBorders>
+              <w:top w:val="single" w:color="999999" w:sz="4"/>
+              <w:left w:val="single" w:color="999999" w:sz="4"/>
+              <w:bottom w:val="single" w:color="999999" w:sz="4"/>
+              <w:right w:val="single" w:color="999999" w:sz="4"/>
+            </w:tcBorders>
+            <w:shd w:fill="E8E8E8" w:val="clear"/>
+          </w:tcPr>
+          <w:p>
+            <w:r>
+              <w:rPr>
+                <w:b w:val="0"/>
+              </w:rPr>
+              <w:t>Access, Assessment and Continuity of Care (NABH SHCO chapter 2)</w:t>
+            </w:r>
+          </w:p>
+        </w:tc>
+      </w:tr>
+      <w:tr>
+        <w:tc>
+          <w:tcPr>
+            <w:tcW w:type="pct" w:w="22%"/>
+            <w:tcBorders>
+              <w:top w:val="single" w:color="999999" w:sz="4"/>
+              <w:left w:val="single" w:color="999999" w:sz="4"/>
+              <w:bottom w:val="single" w:color="999999" w:sz="4"/>
+              <w:right w:val="single" w:color="999999" w:sz="4"/>
+            </w:tcBorders>
+            <w:shd w:fill="E8E8E8" w:val="clear"/>
+          </w:tcPr>
+          <w:p>
+            <w:r>
+              <w:rPr>
+                <w:b w:val="0"/>
+              </w:rPr>
+              <w:t>AERB</w:t>
+            </w:r>
+          </w:p>
+        </w:tc>
+        <w:tc>
+          <w:tcPr>
+            <w:tcW w:type="pct" w:w="22%"/>
+            <w:tcBorders>
+              <w:top w:val="single" w:color="999999" w:sz="4"/>
+              <w:left w:val="single" w:color="999999" w:sz="4"/>
+              <w:bottom w:val="single" w:color="999999" w:sz="4"/>
+              <w:right w:val="single" w:color="999999" w:sz="4"/>
+            </w:tcBorders>
+            <w:shd w:fill="E8E8E8" w:val="clear"/>
+          </w:tcPr>
+          <w:p>
+            <w:r>
+              <w:rPr>
+                <w:b w:val="0"/>
+              </w:rPr>
+              <w:t>Atomic Energy Regulatory Board</w:t>
+            </w:r>
+          </w:p>
+        </w:tc>
+      </w:tr>
+      <w:tr>
+        <w:tc>
+          <w:tcPr>
+            <w:tcW w:type="pct" w:w="22%"/>
+            <w:tcBorders>
+              <w:top w:val="single" w:color="999999" w:sz="4"/>
+              <w:left w:val="single" w:color="999999" w:sz="4"/>
+              <w:bottom w:val="single" w:color="999999" w:sz="4"/>
+              <w:right w:val="single" w:color="999999" w:sz="4"/>
+            </w:tcBorders>
+            <w:shd w:fill="E8E8E8" w:val="clear"/>
+          </w:tcPr>
+          <w:p>
+            <w:r>
+              <w:rPr>
+                <w:b w:val="0"/>
+              </w:rPr>
+              <w:t>ALARA</w:t>
+            </w:r>
+          </w:p>
+        </w:tc>
+        <w:tc>
+          <w:tcPr>
+            <w:tcW w:type="pct" w:w="22%"/>
+            <w:tcBorders>
+              <w:top w:val="single" w:color="999999" w:sz="4"/>
+              <w:left w:val="single" w:color="999999" w:sz="4"/>
+              <w:bottom w:val="single" w:color="999999" w:sz="4"/>
+              <w:right w:val="single" w:color="999999" w:sz="4"/>
+            </w:tcBorders>
+            <w:shd w:fill="E8E8E8" w:val="clear"/>
+          </w:tcPr>
+          <w:p>
+            <w:r>
+              <w:rPr>
+                <w:b w:val="0"/>
+              </w:rPr>
+              <w:t>as low as reasonably achievable</w:t>
+            </w:r>
+          </w:p>
+        </w:tc>
+      </w:tr>
+      <w:tr>
+        <w:tc>
+          <w:tcPr>
+            <w:tcW w:type="pct" w:w="22%"/>
+            <w:tcBorders>
+              <w:top w:val="single" w:color="999999" w:sz="4"/>
+              <w:left w:val="single" w:color="999999" w:sz="4"/>
+              <w:bottom w:val="single" w:color="999999" w:sz="4"/>
+              <w:right w:val="single" w:color="999999" w:sz="4"/>
+            </w:tcBorders>
+            <w:shd w:fill="E8E8E8" w:val="clear"/>
+          </w:tcPr>
+          <w:p>
+            <w:r>
+              <w:rPr>
+                <w:b w:val="0"/>
+              </w:rPr>
+              <w:t>BMW</w:t>
+            </w:r>
+          </w:p>
+        </w:tc>
+        <w:tc>
+          <w:tcPr>
+            <w:tcW w:type="pct" w:w="22%"/>
+            <w:tcBorders>
+              <w:top w:val="single" w:color="999999" w:sz="4"/>
+              <w:left w:val="single" w:color="999999" w:sz="4"/>
+              <w:bottom w:val="single" w:color="999999" w:sz="4"/>
+              <w:right w:val="single" w:color="999999" w:sz="4"/>
+            </w:tcBorders>
+            <w:shd w:fill="E8E8E8" w:val="clear"/>
+          </w:tcPr>
+          <w:p>
+            <w:r>
+              <w:rPr>
+                <w:b w:val="0"/>
+              </w:rPr>
+              <w:t>Bio-Medical Waste Management Rules, 2016</w:t>
+            </w:r>
+          </w:p>
+        </w:tc>
+      </w:tr>
+      <w:tr>
+        <w:tc>
+          <w:tcPr>
+            <w:tcW w:type="pct" w:w="22%"/>
+            <w:tcBorders>
+              <w:top w:val="single" w:color="999999" w:sz="4"/>
+              <w:left w:val="single" w:color="999999" w:sz="4"/>
+              <w:bottom w:val="single" w:color="999999" w:sz="4"/>
+              <w:right w:val="single" w:color="999999" w:sz="4"/>
+            </w:tcBorders>
+            <w:shd w:fill="E8E8E8" w:val="clear"/>
+          </w:tcPr>
+          <w:p>
+            <w:r>
+              <w:rPr>
+                <w:b w:val="0"/>
+              </w:rPr>
+              <w:t>CAPA</w:t>
+            </w:r>
+          </w:p>
+        </w:tc>
+        <w:tc>
+          <w:tcPr>
+            <w:tcW w:type="pct" w:w="22%"/>
+            <w:tcBorders>
+              <w:top w:val="single" w:color="999999" w:sz="4"/>
+              <w:left w:val="single" w:color="999999" w:sz="4"/>
+              <w:bottom w:val="single" w:color="999999" w:sz="4"/>
+              <w:right w:val="single" w:color="999999" w:sz="4"/>
+            </w:tcBorders>
+            <w:shd w:fill="E8E8E8" w:val="clear"/>
+          </w:tcPr>
+          <w:p>
+            <w:r>
+              <w:rPr>
+                <w:b w:val="0"/>
+              </w:rPr>
+              <w:t>corrective and preventive action</w:t>
+            </w:r>
+          </w:p>
+        </w:tc>
+      </w:tr>
+      <w:tr>
+        <w:tc>
+          <w:tcPr>
+            <w:tcW w:type="pct" w:w="22%"/>
+            <w:tcBorders>
+              <w:top w:val="single" w:color="999999" w:sz="4"/>
+              <w:left w:val="single" w:color="999999" w:sz="4"/>
+              <w:bottom w:val="single" w:color="999999" w:sz="4"/>
+              <w:right w:val="single" w:color="999999" w:sz="4"/>
+            </w:tcBorders>
+            <w:shd w:fill="E8E8E8" w:val="clear"/>
+          </w:tcPr>
+          <w:p>
+            <w:r>
+              <w:rPr>
+                <w:b w:val="0"/>
+              </w:rPr>
+              <w:t>HIC</w:t>
+            </w:r>
+          </w:p>
+        </w:tc>
+        <w:tc>
+          <w:tcPr>
+            <w:tcW w:type="pct" w:w="22%"/>
+            <w:tcBorders>
+              <w:top w:val="single" w:color="999999" w:sz="4"/>
+              <w:left w:val="single" w:color="999999" w:sz="4"/>
+              <w:bottom w:val="single" w:color="999999" w:sz="4"/>
+              <w:right w:val="single" w:color="999999" w:sz="4"/>
+            </w:tcBorders>
+            <w:shd w:fill="E8E8E8" w:val="clear"/>
+          </w:tcPr>
+          <w:p>
+            <w:r>
+              <w:rPr>
+                <w:b w:val="0"/>
+              </w:rPr>
+              <w:t>Hospital Infection Control (NABH SHCO chapter 3)</w:t>
+            </w:r>
+          </w:p>
+        </w:tc>
+      </w:tr>
+      <w:tr>
+        <w:tc>
+          <w:tcPr>
+            <w:tcW w:type="pct" w:w="22%"/>
+            <w:tcBorders>
+              <w:top w:val="single" w:color="999999" w:sz="4"/>
+              <w:left w:val="single" w:color="999999" w:sz="4"/>
+              <w:bottom w:val="single" w:color="999999" w:sz="4"/>
+              <w:right w:val="single" w:color="999999" w:sz="4"/>
+            </w:tcBorders>
+            <w:shd w:fill="E8E8E8" w:val="clear"/>
+          </w:tcPr>
+          <w:p>
+            <w:r>
+              <w:rPr>
+                <w:b w:val="0"/>
+              </w:rPr>
+              <w:t>MRI</w:t>
+            </w:r>
+          </w:p>
+        </w:tc>
+        <w:tc>
+          <w:tcPr>
+            <w:tcW w:type="pct" w:w="22%"/>
+            <w:tcBorders>
+              <w:top w:val="single" w:color="999999" w:sz="4"/>
+              <w:left w:val="single" w:color="999999" w:sz="4"/>
+              <w:bottom w:val="single" w:color="999999" w:sz="4"/>
+              <w:right w:val="single" w:color="999999" w:sz="4"/>
+            </w:tcBorders>
+            <w:shd w:fill="E8E8E8" w:val="clear"/>
+          </w:tcPr>
+          <w:p>
+            <w:r>
+              <w:rPr>
+                <w:b w:val="0"/>
+              </w:rPr>
+              <w:t>magnetic resonance imaging</w:t>
+            </w:r>
+          </w:p>
+        </w:tc>
+      </w:tr>
+      <w:tr>
+        <w:tc>
+          <w:tcPr>
+            <w:tcW w:type="pct" w:w="22%"/>
+            <w:tcBorders>
+              <w:top w:val="single" w:color="999999" w:sz="4"/>
+              <w:left w:val="single" w:color="999999" w:sz="4"/>
+              <w:bottom w:val="single" w:color="999999" w:sz="4"/>
+              <w:right w:val="single" w:color="999999" w:sz="4"/>
+            </w:tcBorders>
+            <w:shd w:fill="E8E8E8" w:val="clear"/>
+          </w:tcPr>
+          <w:p>
+            <w:r>
+              <w:rPr>
+                <w:b w:val="0"/>
+              </w:rPr>
+              <w:t>NABH</w:t>
+            </w:r>
+          </w:p>
+        </w:tc>
+        <w:tc>
+          <w:tcPr>
+            <w:tcW w:type="pct" w:w="22%"/>
+            <w:tcBorders>
+              <w:top w:val="single" w:color="999999" w:sz="4"/>
+              <w:left w:val="single" w:color="999999" w:sz="4"/>
+              <w:bottom w:val="single" w:color="999999" w:sz="4"/>
+              <w:right w:val="single" w:color="999999" w:sz="4"/>
+            </w:tcBorders>
+            <w:shd w:fill="E8E8E8" w:val="clear"/>
+          </w:tcPr>
+          <w:p>
+            <w:r>
+              <w:rPr>
+                <w:b w:val="0"/>
+              </w:rPr>
+              <w:t>National Accreditation Board for Hospitals and Healthcare Providers</w:t>
+            </w:r>
+          </w:p>
+        </w:tc>
+      </w:tr>
+      <w:tr>
+        <w:tc>
+          <w:tcPr>
+            <w:tcW w:type="pct" w:w="22%"/>
+            <w:tcBorders>
+              <w:top w:val="single" w:color="999999" w:sz="4"/>
+              <w:left w:val="single" w:color="999999" w:sz="4"/>
+              <w:bottom w:val="single" w:color="999999" w:sz="4"/>
+              <w:right w:val="single" w:color="999999" w:sz="4"/>
+            </w:tcBorders>
+            <w:shd w:fill="E8E8E8" w:val="clear"/>
+          </w:tcPr>
+          <w:p>
+            <w:r>
+              <w:rPr>
+                <w:b w:val="0"/>
+              </w:rPr>
+              <w:t>OE</w:t>
+            </w:r>
+          </w:p>
+        </w:tc>
+        <w:tc>
+          <w:tcPr>
+            <w:tcW w:type="pct" w:w="22%"/>
+            <w:tcBorders>
+              <w:top w:val="single" w:color="999999" w:sz="4"/>
+              <w:left w:val="single" w:color="999999" w:sz="4"/>
+              <w:bottom w:val="single" w:color="999999" w:sz="4"/>
+              <w:right w:val="single" w:color="999999" w:sz="4"/>
+            </w:tcBorders>
+            <w:shd w:fill="E8E8E8" w:val="clear"/>
+          </w:tcPr>
+          <w:p>
+            <w:r>
+              <w:rPr>
+                <w:b w:val="0"/>
+              </w:rPr>
+              <w:t>objective element</w:t>
+            </w:r>
+          </w:p>
+        </w:tc>
+      </w:tr>
+      <w:tr>
+        <w:tc>
+          <w:tcPr>
+            <w:tcW w:type="pct" w:w="22%"/>
+            <w:tcBorders>
+              <w:top w:val="single" w:color="999999" w:sz="4"/>
+              <w:left w:val="single" w:color="999999" w:sz="4"/>
+              <w:bottom w:val="single" w:color="999999" w:sz="4"/>
+              <w:right w:val="single" w:color="999999" w:sz="4"/>
+            </w:tcBorders>
+            <w:shd w:fill="E8E8E8" w:val="clear"/>
+          </w:tcPr>
+          <w:p>
+            <w:r>
+              <w:rPr>
+                <w:b w:val="0"/>
+              </w:rPr>
+              <w:t>PC-PNDT</w:t>
+            </w:r>
+          </w:p>
+        </w:tc>
+        <w:tc>
+          <w:tcPr>
+            <w:tcW w:type="pct" w:w="22%"/>
+            <w:tcBorders>
+              <w:top w:val="single" w:color="999999" w:sz="4"/>
+              <w:left w:val="single" w:color="999999" w:sz="4"/>
+              <w:bottom w:val="single" w:color="999999" w:sz="4"/>
+              <w:right w:val="single" w:color="999999" w:sz="4"/>
+            </w:tcBorders>
+            <w:shd w:fill="E8E8E8" w:val="clear"/>
+          </w:tcPr>
+          <w:p>
+            <w:r>
+              <w:rPr>
+                <w:b w:val="0"/>
+              </w:rPr>
+              <w:t>Pre-Conception and Pre-Natal Diagnostic Techniques (Prohibition of Sex Selection) Act, 1994</w:t>
+            </w:r>
+          </w:p>
+        </w:tc>
+      </w:tr>
+      <w:tr>
+        <w:tc>
+          <w:tcPr>
+            <w:tcW w:type="pct" w:w="22%"/>
+            <w:tcBorders>
+              <w:top w:val="single" w:color="999999" w:sz="4"/>
+              <w:left w:val="single" w:color="999999" w:sz="4"/>
+              <w:bottom w:val="single" w:color="999999" w:sz="4"/>
+              <w:right w:val="single" w:color="999999" w:sz="4"/>
+            </w:tcBorders>
+            <w:shd w:fill="E8E8E8" w:val="clear"/>
+          </w:tcPr>
+          <w:p>
+            <w:r>
+              <w:rPr>
+                <w:b w:val="0"/>
+              </w:rPr>
+              <w:t>PPE</w:t>
+            </w:r>
+          </w:p>
+        </w:tc>
+        <w:tc>
+          <w:tcPr>
+            <w:tcW w:type="pct" w:w="22%"/>
+            <w:tcBorders>
+              <w:top w:val="single" w:color="999999" w:sz="4"/>
+              <w:left w:val="single" w:color="999999" w:sz="4"/>
+              <w:bottom w:val="single" w:color="999999" w:sz="4"/>
+              <w:right w:val="single" w:color="999999" w:sz="4"/>
+            </w:tcBorders>
+            <w:shd w:fill="E8E8E8" w:val="clear"/>
+          </w:tcPr>
+          <w:p>
+            <w:r>
+              <w:rPr>
+                <w:b w:val="0"/>
+              </w:rPr>
+              <w:t>personal protective equipment</w:t>
+            </w:r>
+          </w:p>
+        </w:tc>
+      </w:tr>
+      <w:tr>
+        <w:tc>
+          <w:tcPr>
+            <w:tcW w:type="pct" w:w="22%"/>
+            <w:tcBorders>
+              <w:top w:val="single" w:color="999999" w:sz="4"/>
+              <w:left w:val="single" w:color="999999" w:sz="4"/>
+              <w:bottom w:val="single" w:color="999999" w:sz="4"/>
+              <w:right w:val="single" w:color="999999" w:sz="4"/>
+            </w:tcBorders>
+            <w:shd w:fill="E8E8E8" w:val="clear"/>
+          </w:tcPr>
+          <w:p>
+            <w:r>
+              <w:rPr>
+                <w:b w:val="0"/>
+              </w:rPr>
+              <w:t>SHCO</w:t>
+            </w:r>
+          </w:p>
+        </w:tc>
+        <w:tc>
+          <w:tcPr>
+            <w:tcW w:type="pct" w:w="22%"/>
+            <w:tcBorders>
+              <w:top w:val="single" w:color="999999" w:sz="4"/>
+              <w:left w:val="single" w:color="999999" w:sz="4"/>
+              <w:bottom w:val="single" w:color="999999" w:sz="4"/>
+              <w:right w:val="single" w:color="999999" w:sz="4"/>
+            </w:tcBorders>
+            <w:shd w:fill="E8E8E8" w:val="clear"/>
+          </w:tcPr>
+          <w:p>
+            <w:r>
+              <w:rPr>
+                <w:b w:val="0"/>
+              </w:rPr>
+              <w:t>Standards for Small Healthcare Organisations</w:t>
+            </w:r>
+          </w:p>
+        </w:tc>
+      </w:tr>
+      <w:tr>
+        <w:tc>
+          <w:tcPr>
+            <w:tcW w:type="pct" w:w="22%"/>
+            <w:tcBorders>
+              <w:top w:val="single" w:color="999999" w:sz="4"/>
+              <w:left w:val="single" w:color="999999" w:sz="4"/>
+              <w:bottom w:val="single" w:color="999999" w:sz="4"/>
+              <w:right w:val="single" w:color="999999" w:sz="4"/>
+            </w:tcBorders>
+            <w:shd w:fill="E8E8E8" w:val="clear"/>
+          </w:tcPr>
+          <w:p>
+            <w:r>
+              <w:rPr>
+                <w:b w:val="0"/>
+              </w:rPr>
+              <w:t>TLD</w:t>
+            </w:r>
+          </w:p>
+        </w:tc>
+        <w:tc>
+          <w:tcPr>
+            <w:tcW w:type="pct" w:w="22%"/>
+            <w:tcBorders>
+              <w:top w:val="single" w:color="999999" w:sz="4"/>
+              <w:left w:val="single" w:color="999999" w:sz="4"/>
+              <w:bottom w:val="single" w:color="999999" w:sz="4"/>
+              <w:right w:val="single" w:color="999999" w:sz="4"/>
+            </w:tcBorders>
+            <w:shd w:fill="E8E8E8" w:val="clear"/>
+          </w:tcPr>
+          <w:p>
+            <w:r>
+              <w:rPr>
+                <w:b w:val="0"/>
+              </w:rPr>
+              <w:t>thermoluminescent dosimeter</w:t>
+            </w:r>
+          </w:p>
+        </w:tc>
+      </w:tr>
+    </w:tbl>
     <w:p>
       <w:pPr>
         <w:pStyle w:val="Heading1"/>

--- a/policies/build/masters/AAC.6_v2_master.docx
+++ b/policies/build/masters/AAC.6_v2_master.docx
@@ -677,7 +677,7 @@
           <w:sz w:val="22"/>
           <w:szCs w:val="22"/>
         </w:rPr>
-        <w:t xml:space="preserve">The chapter intent is that laboratory and imaging staff and patients are safe from hazards specific to those services.</w:t>
+        <w:t xml:space="preserve">This policy owns laboratory and imaging safety. AAC.4 owns laboratory services (the service process). AAC.5 owns imaging services (the service process). HIC owns hospital-wide infection control; this policy owns specimen safety and radiation safety specific to lab and imaging.</w:t>
       </w:r>
     </w:p>
     <w:p>
@@ -689,19 +689,7 @@
           <w:sz w:val="22"/>
           <w:szCs w:val="22"/>
         </w:rPr>
-        <w:t xml:space="preserve">This policy owns laboratory and imaging safety. AAC.4 owns laboratory services (the service process). AAC.5 owns imaging services (the service process). HIC owns hospital-wide infection control; this policy owns specimen safety and radiation safety specific to lab and imaging.</w:t>
-      </w:r>
-    </w:p>
-    <w:p>
-      <w:pPr>
-        <w:spacing w:after="140"/>
-      </w:pPr>
-      <w:r>
-        <w:rPr>
-          <w:sz w:val="22"/>
-          <w:szCs w:val="22"/>
-        </w:rPr>
-        <w:t xml:space="preserve">PPE — personal protective equipment. Words marked «like this» are defaults. A blank marked «________» must be filled before issue.</w:t>
+        <w:t>PPE — personal protective equipment.</w:t>
       </w:r>
     </w:p>
     <w:p>
@@ -735,86 +723,6 @@
           <w:szCs w:val="22"/>
         </w:rPr>
         <w:t xml:space="preserve">It covers the five elements AAC.6.a–e: laboratory safety programme, laboratory safe practices and safety measures, patient screening before imaging, radiation safety devices and training, and imaging signage.</w:t>
-      </w:r>
-    </w:p>
-    <w:p>
-      <w:pPr>
-        <w:spacing w:after="140"/>
-      </w:pPr>
-      <w:r>
-        <w:rPr>
-          <w:sz w:val="22"/>
-          <w:szCs w:val="22"/>
-        </w:rPr>
-        <w:t xml:space="preserve">Boundaries:</w:t>
-      </w:r>
-    </w:p>
-    <w:p>
-      <w:pPr>
-        <w:pStyle w:val="ListParagraph"/>
-        <w:numPr>
-          <w:ilvl w:val="0"/>
-          <w:numId w:val="1"/>
-        </w:numPr>
-        <w:spacing w:after="60"/>
-      </w:pPr>
-      <w:r>
-        <w:rPr>
-          <w:sz w:val="22"/>
-          <w:szCs w:val="22"/>
-        </w:rPr>
-        <w:t xml:space="preserve">HIC owns infection control in laboratory and imaging (hand hygiene, waste segregation categories, sharps policy). This policy owns specimen-handling safety and radiation safety.</w:t>
-      </w:r>
-    </w:p>
-    <w:p>
-      <w:pPr>
-        <w:pStyle w:val="ListParagraph"/>
-        <w:numPr>
-          <w:ilvl w:val="0"/>
-          <w:numId w:val="1"/>
-        </w:numPr>
-        <w:spacing w:after="60"/>
-      </w:pPr>
-      <w:r>
-        <w:rPr>
-          <w:sz w:val="22"/>
-          <w:szCs w:val="22"/>
-        </w:rPr>
-        <w:t xml:space="preserve">AAC.4 owns the laboratory service process. This policy owns the safety programme that wraps it.</w:t>
-      </w:r>
-    </w:p>
-    <w:p>
-      <w:pPr>
-        <w:pStyle w:val="ListParagraph"/>
-        <w:numPr>
-          <w:ilvl w:val="0"/>
-          <w:numId w:val="1"/>
-        </w:numPr>
-        <w:spacing w:after="60"/>
-      </w:pPr>
-      <w:r>
-        <w:rPr>
-          <w:sz w:val="22"/>
-          <w:szCs w:val="22"/>
-        </w:rPr>
-        <w:t xml:space="preserve">AAC.5 owns the imaging service process. This policy owns the safety programme that wraps it.</w:t>
-      </w:r>
-    </w:p>
-    <w:p>
-      <w:pPr>
-        <w:pStyle w:val="ListParagraph"/>
-        <w:numPr>
-          <w:ilvl w:val="0"/>
-          <w:numId w:val="1"/>
-        </w:numPr>
-        <w:spacing w:after="60"/>
-      </w:pPr>
-      <w:r>
-        <w:rPr>
-          <w:sz w:val="22"/>
-          <w:szCs w:val="22"/>
-        </w:rPr>
-        <w:t xml:space="preserve">Spell out: personal protective equipment (PPE).</w:t>
       </w:r>
     </w:p>
     <w:p>

--- a/policies/build/masters/AAC.6_v2_master.docx
+++ b/policies/build/masters/AAC.6_v2_master.docx
@@ -666,18 +666,6 @@
           <w:szCs w:val="22"/>
         </w:rPr>
         <w:t xml:space="preserve">This policy says how «Hospital Name» implements a laboratory safety programme, trains laboratory personnel in safe practices with appropriate safety measures, screens patients before imaging, equips imaging personnel and patients with radiation safety and monitoring devices and trains them in safety practices, and displays imaging signage.</w:t>
-      </w:r>
-    </w:p>
-    <w:p>
-      <w:pPr>
-        <w:spacing w:after="140"/>
-      </w:pPr>
-      <w:r>
-        <w:rPr>
-          <w:sz w:val="22"/>
-          <w:szCs w:val="22"/>
-        </w:rPr>
-        <w:t xml:space="preserve">This policy owns laboratory and imaging safety. AAC.4 owns laboratory services (the service process). AAC.5 owns imaging services (the service process). HIC owns hospital-wide infection control; this policy owns specimen safety and radiation safety specific to lab and imaging.</w:t>
       </w:r>
     </w:p>
     <w:p>

--- a/policies/build/masters/AAC.6_v2_master.docx
+++ b/policies/build/masters/AAC.6_v2_master.docx
@@ -2732,6 +2732,700 @@
         <w:t xml:space="preserve">The Nursing Superintendent holds signed acknowledgements with the induction record.</w:t>
       </w:r>
     </w:p>
+    <w:p>
+      <w:pPr>
+        <w:pStyle w:val="Heading1"/>
+        <w:spacing w:after="120" w:before="280"/>
+      </w:pPr>
+      <w:r>
+        <w:t>10. Distribution</w:t>
+      </w:r>
+    </w:p>
+    <w:p>
+      <w:pPr>
+        <w:spacing w:after="140"/>
+      </w:pPr>
+      <w:r>
+        <w:rPr>
+          <w:sz w:val="22"/>
+          <w:szCs w:val="22"/>
+        </w:rPr>
+        <w:t xml:space="preserve">Official master copy: office of the Medical Superintendent, «Hospital Name», with the Quality Coordinator.</w:t>
+      </w:r>
+    </w:p>
+    <w:p>
+      <w:pPr>
+        <w:spacing w:after="140"/>
+      </w:pPr>
+      <w:r>
+        <w:rPr>
+          <w:sz w:val="22"/>
+          <w:szCs w:val="22"/>
+        </w:rPr>
+        <w:t xml:space="preserve">Copies issued to: laboratory; imaging/radiology department; emergency; nursing administration.</w:t>
+      </w:r>
+    </w:p>
+    <w:p>
+      <w:pPr>
+        <w:spacing w:after="140"/>
+      </w:pPr>
+      <w:r>
+        <w:rPr>
+          <w:sz w:val="22"/>
+          <w:szCs w:val="22"/>
+        </w:rPr>
+        <w:t xml:space="preserve">The current version is available to all staff at the «front-office policy file» and, if the hospital keeps an intranet, at «staff intranet / policies».</w:t>
+      </w:r>
+    </w:p>
+    <w:p>
+      <w:pPr>
+        <w:spacing w:after="140"/>
+      </w:pPr>
+      <w:r>
+        <w:rPr>
+          <w:sz w:val="22"/>
+          <w:szCs w:val="22"/>
+        </w:rPr>
+        <w:t xml:space="preserve">When a new version is issued, take old copies out of use.</w:t>
+      </w:r>
+    </w:p>
+    <w:p>
+      <w:pPr>
+        <w:pStyle w:val="Heading1"/>
+        <w:spacing w:after="120" w:before="280"/>
+      </w:pPr>
+      <w:r>
+        <w:t>11. Abbreviations</w:t>
+      </w:r>
+    </w:p>
+    <w:tbl>
+      <w:tblPr>
+        <w:tblW w:type="pct" w:w="100%"/>
+        <w:tblBorders>
+          <w:top w:val="single" w:color="auto" w:sz="4"/>
+          <w:left w:val="single" w:color="auto" w:sz="4"/>
+          <w:bottom w:val="single" w:color="auto" w:sz="4"/>
+          <w:right w:val="single" w:color="auto" w:sz="4"/>
+          <w:insideH w:val="single" w:color="auto" w:sz="4"/>
+          <w:insideV w:val="single" w:color="auto" w:sz="4"/>
+        </w:tblBorders>
+      </w:tblPr>
+      <w:tblGrid>
+        <w:gridCol w:w="100"/>
+        <w:gridCol w:w="100"/>
+      </w:tblGrid>
+      <w:tr>
+        <w:tc>
+          <w:tcPr>
+            <w:tcW w:type="pct" w:w="22%"/>
+            <w:tcBorders>
+              <w:top w:val="single" w:color="999999" w:sz="4"/>
+              <w:left w:val="single" w:color="999999" w:sz="4"/>
+              <w:bottom w:val="single" w:color="999999" w:sz="4"/>
+              <w:right w:val="single" w:color="999999" w:sz="4"/>
+            </w:tcBorders>
+            <w:shd w:fill="E8E8E8" w:val="clear"/>
+          </w:tcPr>
+          <w:p>
+            <w:r>
+              <w:rPr>
+                <w:b/>
+              </w:rPr>
+              <w:t>Abbreviation</w:t>
+            </w:r>
+          </w:p>
+        </w:tc>
+        <w:tc>
+          <w:tcPr>
+            <w:tcW w:type="pct" w:w="22%"/>
+            <w:tcBorders>
+              <w:top w:val="single" w:color="999999" w:sz="4"/>
+              <w:left w:val="single" w:color="999999" w:sz="4"/>
+              <w:bottom w:val="single" w:color="999999" w:sz="4"/>
+              <w:right w:val="single" w:color="999999" w:sz="4"/>
+            </w:tcBorders>
+            <w:shd w:fill="E8E8E8" w:val="clear"/>
+          </w:tcPr>
+          <w:p>
+            <w:r>
+              <w:rPr>
+                <w:b/>
+              </w:rPr>
+              <w:t>Meaning</w:t>
+            </w:r>
+          </w:p>
+        </w:tc>
+      </w:tr>
+      <w:tr>
+        <w:tc>
+          <w:tcPr>
+            <w:tcW w:type="pct" w:w="22%"/>
+            <w:tcBorders>
+              <w:top w:val="single" w:color="999999" w:sz="4"/>
+              <w:left w:val="single" w:color="999999" w:sz="4"/>
+              <w:bottom w:val="single" w:color="999999" w:sz="4"/>
+              <w:right w:val="single" w:color="999999" w:sz="4"/>
+            </w:tcBorders>
+            <w:shd w:fill="E8E8E8" w:val="clear"/>
+          </w:tcPr>
+          <w:p>
+            <w:r>
+              <w:rPr>
+                <w:b w:val="0"/>
+              </w:rPr>
+              <w:t>AAC</w:t>
+            </w:r>
+          </w:p>
+        </w:tc>
+        <w:tc>
+          <w:tcPr>
+            <w:tcW w:type="pct" w:w="22%"/>
+            <w:tcBorders>
+              <w:top w:val="single" w:color="999999" w:sz="4"/>
+              <w:left w:val="single" w:color="999999" w:sz="4"/>
+              <w:bottom w:val="single" w:color="999999" w:sz="4"/>
+              <w:right w:val="single" w:color="999999" w:sz="4"/>
+            </w:tcBorders>
+            <w:shd w:fill="E8E8E8" w:val="clear"/>
+          </w:tcPr>
+          <w:p>
+            <w:r>
+              <w:rPr>
+                <w:b w:val="0"/>
+              </w:rPr>
+              <w:t>Access, Assessment and Continuity of Care (NABH SHCO chapter 2)</w:t>
+            </w:r>
+          </w:p>
+        </w:tc>
+      </w:tr>
+      <w:tr>
+        <w:tc>
+          <w:tcPr>
+            <w:tcW w:type="pct" w:w="22%"/>
+            <w:tcBorders>
+              <w:top w:val="single" w:color="999999" w:sz="4"/>
+              <w:left w:val="single" w:color="999999" w:sz="4"/>
+              <w:bottom w:val="single" w:color="999999" w:sz="4"/>
+              <w:right w:val="single" w:color="999999" w:sz="4"/>
+            </w:tcBorders>
+            <w:shd w:fill="E8E8E8" w:val="clear"/>
+          </w:tcPr>
+          <w:p>
+            <w:r>
+              <w:rPr>
+                <w:b w:val="0"/>
+              </w:rPr>
+              <w:t>AERB</w:t>
+            </w:r>
+          </w:p>
+        </w:tc>
+        <w:tc>
+          <w:tcPr>
+            <w:tcW w:type="pct" w:w="22%"/>
+            <w:tcBorders>
+              <w:top w:val="single" w:color="999999" w:sz="4"/>
+              <w:left w:val="single" w:color="999999" w:sz="4"/>
+              <w:bottom w:val="single" w:color="999999" w:sz="4"/>
+              <w:right w:val="single" w:color="999999" w:sz="4"/>
+            </w:tcBorders>
+            <w:shd w:fill="E8E8E8" w:val="clear"/>
+          </w:tcPr>
+          <w:p>
+            <w:r>
+              <w:rPr>
+                <w:b w:val="0"/>
+              </w:rPr>
+              <w:t>Atomic Energy Regulatory Board</w:t>
+            </w:r>
+          </w:p>
+        </w:tc>
+      </w:tr>
+      <w:tr>
+        <w:tc>
+          <w:tcPr>
+            <w:tcW w:type="pct" w:w="22%"/>
+            <w:tcBorders>
+              <w:top w:val="single" w:color="999999" w:sz="4"/>
+              <w:left w:val="single" w:color="999999" w:sz="4"/>
+              <w:bottom w:val="single" w:color="999999" w:sz="4"/>
+              <w:right w:val="single" w:color="999999" w:sz="4"/>
+            </w:tcBorders>
+            <w:shd w:fill="E8E8E8" w:val="clear"/>
+          </w:tcPr>
+          <w:p>
+            <w:r>
+              <w:rPr>
+                <w:b w:val="0"/>
+              </w:rPr>
+              <w:t>ALARA</w:t>
+            </w:r>
+          </w:p>
+        </w:tc>
+        <w:tc>
+          <w:tcPr>
+            <w:tcW w:type="pct" w:w="22%"/>
+            <w:tcBorders>
+              <w:top w:val="single" w:color="999999" w:sz="4"/>
+              <w:left w:val="single" w:color="999999" w:sz="4"/>
+              <w:bottom w:val="single" w:color="999999" w:sz="4"/>
+              <w:right w:val="single" w:color="999999" w:sz="4"/>
+            </w:tcBorders>
+            <w:shd w:fill="E8E8E8" w:val="clear"/>
+          </w:tcPr>
+          <w:p>
+            <w:r>
+              <w:rPr>
+                <w:b w:val="0"/>
+              </w:rPr>
+              <w:t>as low as reasonably achievable</w:t>
+            </w:r>
+          </w:p>
+        </w:tc>
+      </w:tr>
+      <w:tr>
+        <w:tc>
+          <w:tcPr>
+            <w:tcW w:type="pct" w:w="22%"/>
+            <w:tcBorders>
+              <w:top w:val="single" w:color="999999" w:sz="4"/>
+              <w:left w:val="single" w:color="999999" w:sz="4"/>
+              <w:bottom w:val="single" w:color="999999" w:sz="4"/>
+              <w:right w:val="single" w:color="999999" w:sz="4"/>
+            </w:tcBorders>
+            <w:shd w:fill="E8E8E8" w:val="clear"/>
+          </w:tcPr>
+          <w:p>
+            <w:r>
+              <w:rPr>
+                <w:b w:val="0"/>
+              </w:rPr>
+              <w:t>BMW</w:t>
+            </w:r>
+          </w:p>
+        </w:tc>
+        <w:tc>
+          <w:tcPr>
+            <w:tcW w:type="pct" w:w="22%"/>
+            <w:tcBorders>
+              <w:top w:val="single" w:color="999999" w:sz="4"/>
+              <w:left w:val="single" w:color="999999" w:sz="4"/>
+              <w:bottom w:val="single" w:color="999999" w:sz="4"/>
+              <w:right w:val="single" w:color="999999" w:sz="4"/>
+            </w:tcBorders>
+            <w:shd w:fill="E8E8E8" w:val="clear"/>
+          </w:tcPr>
+          <w:p>
+            <w:r>
+              <w:rPr>
+                <w:b w:val="0"/>
+              </w:rPr>
+              <w:t>Bio-Medical Waste Management Rules, 2016</w:t>
+            </w:r>
+          </w:p>
+        </w:tc>
+      </w:tr>
+      <w:tr>
+        <w:tc>
+          <w:tcPr>
+            <w:tcW w:type="pct" w:w="22%"/>
+            <w:tcBorders>
+              <w:top w:val="single" w:color="999999" w:sz="4"/>
+              <w:left w:val="single" w:color="999999" w:sz="4"/>
+              <w:bottom w:val="single" w:color="999999" w:sz="4"/>
+              <w:right w:val="single" w:color="999999" w:sz="4"/>
+            </w:tcBorders>
+            <w:shd w:fill="E8E8E8" w:val="clear"/>
+          </w:tcPr>
+          <w:p>
+            <w:r>
+              <w:rPr>
+                <w:b w:val="0"/>
+              </w:rPr>
+              <w:t>CAPA</w:t>
+            </w:r>
+          </w:p>
+        </w:tc>
+        <w:tc>
+          <w:tcPr>
+            <w:tcW w:type="pct" w:w="22%"/>
+            <w:tcBorders>
+              <w:top w:val="single" w:color="999999" w:sz="4"/>
+              <w:left w:val="single" w:color="999999" w:sz="4"/>
+              <w:bottom w:val="single" w:color="999999" w:sz="4"/>
+              <w:right w:val="single" w:color="999999" w:sz="4"/>
+            </w:tcBorders>
+            <w:shd w:fill="E8E8E8" w:val="clear"/>
+          </w:tcPr>
+          <w:p>
+            <w:r>
+              <w:rPr>
+                <w:b w:val="0"/>
+              </w:rPr>
+              <w:t>corrective and preventive action</w:t>
+            </w:r>
+          </w:p>
+        </w:tc>
+      </w:tr>
+      <w:tr>
+        <w:tc>
+          <w:tcPr>
+            <w:tcW w:type="pct" w:w="22%"/>
+            <w:tcBorders>
+              <w:top w:val="single" w:color="999999" w:sz="4"/>
+              <w:left w:val="single" w:color="999999" w:sz="4"/>
+              <w:bottom w:val="single" w:color="999999" w:sz="4"/>
+              <w:right w:val="single" w:color="999999" w:sz="4"/>
+            </w:tcBorders>
+            <w:shd w:fill="E8E8E8" w:val="clear"/>
+          </w:tcPr>
+          <w:p>
+            <w:r>
+              <w:rPr>
+                <w:b w:val="0"/>
+              </w:rPr>
+              <w:t>HIC</w:t>
+            </w:r>
+          </w:p>
+        </w:tc>
+        <w:tc>
+          <w:tcPr>
+            <w:tcW w:type="pct" w:w="22%"/>
+            <w:tcBorders>
+              <w:top w:val="single" w:color="999999" w:sz="4"/>
+              <w:left w:val="single" w:color="999999" w:sz="4"/>
+              <w:bottom w:val="single" w:color="999999" w:sz="4"/>
+              <w:right w:val="single" w:color="999999" w:sz="4"/>
+            </w:tcBorders>
+            <w:shd w:fill="E8E8E8" w:val="clear"/>
+          </w:tcPr>
+          <w:p>
+            <w:r>
+              <w:rPr>
+                <w:b w:val="0"/>
+              </w:rPr>
+              <w:t>Hospital Infection Control (NABH SHCO chapter 3)</w:t>
+            </w:r>
+          </w:p>
+        </w:tc>
+      </w:tr>
+      <w:tr>
+        <w:tc>
+          <w:tcPr>
+            <w:tcW w:type="pct" w:w="22%"/>
+            <w:tcBorders>
+              <w:top w:val="single" w:color="999999" w:sz="4"/>
+              <w:left w:val="single" w:color="999999" w:sz="4"/>
+              <w:bottom w:val="single" w:color="999999" w:sz="4"/>
+              <w:right w:val="single" w:color="999999" w:sz="4"/>
+            </w:tcBorders>
+            <w:shd w:fill="E8E8E8" w:val="clear"/>
+          </w:tcPr>
+          <w:p>
+            <w:r>
+              <w:rPr>
+                <w:b w:val="0"/>
+              </w:rPr>
+              <w:t>MRI</w:t>
+            </w:r>
+          </w:p>
+        </w:tc>
+        <w:tc>
+          <w:tcPr>
+            <w:tcW w:type="pct" w:w="22%"/>
+            <w:tcBorders>
+              <w:top w:val="single" w:color="999999" w:sz="4"/>
+              <w:left w:val="single" w:color="999999" w:sz="4"/>
+              <w:bottom w:val="single" w:color="999999" w:sz="4"/>
+              <w:right w:val="single" w:color="999999" w:sz="4"/>
+            </w:tcBorders>
+            <w:shd w:fill="E8E8E8" w:val="clear"/>
+          </w:tcPr>
+          <w:p>
+            <w:r>
+              <w:rPr>
+                <w:b w:val="0"/>
+              </w:rPr>
+              <w:t>magnetic resonance imaging</w:t>
+            </w:r>
+          </w:p>
+        </w:tc>
+      </w:tr>
+      <w:tr>
+        <w:tc>
+          <w:tcPr>
+            <w:tcW w:type="pct" w:w="22%"/>
+            <w:tcBorders>
+              <w:top w:val="single" w:color="999999" w:sz="4"/>
+              <w:left w:val="single" w:color="999999" w:sz="4"/>
+              <w:bottom w:val="single" w:color="999999" w:sz="4"/>
+              <w:right w:val="single" w:color="999999" w:sz="4"/>
+            </w:tcBorders>
+            <w:shd w:fill="E8E8E8" w:val="clear"/>
+          </w:tcPr>
+          <w:p>
+            <w:r>
+              <w:rPr>
+                <w:b w:val="0"/>
+              </w:rPr>
+              <w:t>NABH</w:t>
+            </w:r>
+          </w:p>
+        </w:tc>
+        <w:tc>
+          <w:tcPr>
+            <w:tcW w:type="pct" w:w="22%"/>
+            <w:tcBorders>
+              <w:top w:val="single" w:color="999999" w:sz="4"/>
+              <w:left w:val="single" w:color="999999" w:sz="4"/>
+              <w:bottom w:val="single" w:color="999999" w:sz="4"/>
+              <w:right w:val="single" w:color="999999" w:sz="4"/>
+            </w:tcBorders>
+            <w:shd w:fill="E8E8E8" w:val="clear"/>
+          </w:tcPr>
+          <w:p>
+            <w:r>
+              <w:rPr>
+                <w:b w:val="0"/>
+              </w:rPr>
+              <w:t>National Accreditation Board for Hospitals and Healthcare Providers</w:t>
+            </w:r>
+          </w:p>
+        </w:tc>
+      </w:tr>
+      <w:tr>
+        <w:tc>
+          <w:tcPr>
+            <w:tcW w:type="pct" w:w="22%"/>
+            <w:tcBorders>
+              <w:top w:val="single" w:color="999999" w:sz="4"/>
+              <w:left w:val="single" w:color="999999" w:sz="4"/>
+              <w:bottom w:val="single" w:color="999999" w:sz="4"/>
+              <w:right w:val="single" w:color="999999" w:sz="4"/>
+            </w:tcBorders>
+            <w:shd w:fill="E8E8E8" w:val="clear"/>
+          </w:tcPr>
+          <w:p>
+            <w:r>
+              <w:rPr>
+                <w:b w:val="0"/>
+              </w:rPr>
+              <w:t>OE</w:t>
+            </w:r>
+          </w:p>
+        </w:tc>
+        <w:tc>
+          <w:tcPr>
+            <w:tcW w:type="pct" w:w="22%"/>
+            <w:tcBorders>
+              <w:top w:val="single" w:color="999999" w:sz="4"/>
+              <w:left w:val="single" w:color="999999" w:sz="4"/>
+              <w:bottom w:val="single" w:color="999999" w:sz="4"/>
+              <w:right w:val="single" w:color="999999" w:sz="4"/>
+            </w:tcBorders>
+            <w:shd w:fill="E8E8E8" w:val="clear"/>
+          </w:tcPr>
+          <w:p>
+            <w:r>
+              <w:rPr>
+                <w:b w:val="0"/>
+              </w:rPr>
+              <w:t>objective element</w:t>
+            </w:r>
+          </w:p>
+        </w:tc>
+      </w:tr>
+      <w:tr>
+        <w:tc>
+          <w:tcPr>
+            <w:tcW w:type="pct" w:w="22%"/>
+            <w:tcBorders>
+              <w:top w:val="single" w:color="999999" w:sz="4"/>
+              <w:left w:val="single" w:color="999999" w:sz="4"/>
+              <w:bottom w:val="single" w:color="999999" w:sz="4"/>
+              <w:right w:val="single" w:color="999999" w:sz="4"/>
+            </w:tcBorders>
+            <w:shd w:fill="E8E8E8" w:val="clear"/>
+          </w:tcPr>
+          <w:p>
+            <w:r>
+              <w:rPr>
+                <w:b w:val="0"/>
+              </w:rPr>
+              <w:t>PC-PNDT</w:t>
+            </w:r>
+          </w:p>
+        </w:tc>
+        <w:tc>
+          <w:tcPr>
+            <w:tcW w:type="pct" w:w="22%"/>
+            <w:tcBorders>
+              <w:top w:val="single" w:color="999999" w:sz="4"/>
+              <w:left w:val="single" w:color="999999" w:sz="4"/>
+              <w:bottom w:val="single" w:color="999999" w:sz="4"/>
+              <w:right w:val="single" w:color="999999" w:sz="4"/>
+            </w:tcBorders>
+            <w:shd w:fill="E8E8E8" w:val="clear"/>
+          </w:tcPr>
+          <w:p>
+            <w:r>
+              <w:rPr>
+                <w:b w:val="0"/>
+              </w:rPr>
+              <w:t>Pre-Conception and Pre-Natal Diagnostic Techniques (Prohibition of Sex Selection) Act, 1994</w:t>
+            </w:r>
+          </w:p>
+        </w:tc>
+      </w:tr>
+      <w:tr>
+        <w:tc>
+          <w:tcPr>
+            <w:tcW w:type="pct" w:w="22%"/>
+            <w:tcBorders>
+              <w:top w:val="single" w:color="999999" w:sz="4"/>
+              <w:left w:val="single" w:color="999999" w:sz="4"/>
+              <w:bottom w:val="single" w:color="999999" w:sz="4"/>
+              <w:right w:val="single" w:color="999999" w:sz="4"/>
+            </w:tcBorders>
+            <w:shd w:fill="E8E8E8" w:val="clear"/>
+          </w:tcPr>
+          <w:p>
+            <w:r>
+              <w:rPr>
+                <w:b w:val="0"/>
+              </w:rPr>
+              <w:t>PPE</w:t>
+            </w:r>
+          </w:p>
+        </w:tc>
+        <w:tc>
+          <w:tcPr>
+            <w:tcW w:type="pct" w:w="22%"/>
+            <w:tcBorders>
+              <w:top w:val="single" w:color="999999" w:sz="4"/>
+              <w:left w:val="single" w:color="999999" w:sz="4"/>
+              <w:bottom w:val="single" w:color="999999" w:sz="4"/>
+              <w:right w:val="single" w:color="999999" w:sz="4"/>
+            </w:tcBorders>
+            <w:shd w:fill="E8E8E8" w:val="clear"/>
+          </w:tcPr>
+          <w:p>
+            <w:r>
+              <w:rPr>
+                <w:b w:val="0"/>
+              </w:rPr>
+              <w:t>personal protective equipment</w:t>
+            </w:r>
+          </w:p>
+        </w:tc>
+      </w:tr>
+      <w:tr>
+        <w:tc>
+          <w:tcPr>
+            <w:tcW w:type="pct" w:w="22%"/>
+            <w:tcBorders>
+              <w:top w:val="single" w:color="999999" w:sz="4"/>
+              <w:left w:val="single" w:color="999999" w:sz="4"/>
+              <w:bottom w:val="single" w:color="999999" w:sz="4"/>
+              <w:right w:val="single" w:color="999999" w:sz="4"/>
+            </w:tcBorders>
+            <w:shd w:fill="E8E8E8" w:val="clear"/>
+          </w:tcPr>
+          <w:p>
+            <w:r>
+              <w:rPr>
+                <w:b w:val="0"/>
+              </w:rPr>
+              <w:t>SHCO</w:t>
+            </w:r>
+          </w:p>
+        </w:tc>
+        <w:tc>
+          <w:tcPr>
+            <w:tcW w:type="pct" w:w="22%"/>
+            <w:tcBorders>
+              <w:top w:val="single" w:color="999999" w:sz="4"/>
+              <w:left w:val="single" w:color="999999" w:sz="4"/>
+              <w:bottom w:val="single" w:color="999999" w:sz="4"/>
+              <w:right w:val="single" w:color="999999" w:sz="4"/>
+            </w:tcBorders>
+            <w:shd w:fill="E8E8E8" w:val="clear"/>
+          </w:tcPr>
+          <w:p>
+            <w:r>
+              <w:rPr>
+                <w:b w:val="0"/>
+              </w:rPr>
+              <w:t>Standards for Small Healthcare Organisations</w:t>
+            </w:r>
+          </w:p>
+        </w:tc>
+      </w:tr>
+      <w:tr>
+        <w:tc>
+          <w:tcPr>
+            <w:tcW w:type="pct" w:w="22%"/>
+            <w:tcBorders>
+              <w:top w:val="single" w:color="999999" w:sz="4"/>
+              <w:left w:val="single" w:color="999999" w:sz="4"/>
+              <w:bottom w:val="single" w:color="999999" w:sz="4"/>
+              <w:right w:val="single" w:color="999999" w:sz="4"/>
+            </w:tcBorders>
+            <w:shd w:fill="E8E8E8" w:val="clear"/>
+          </w:tcPr>
+          <w:p>
+            <w:r>
+              <w:rPr>
+                <w:b w:val="0"/>
+              </w:rPr>
+              <w:t>TLD</w:t>
+            </w:r>
+          </w:p>
+        </w:tc>
+        <w:tc>
+          <w:tcPr>
+            <w:tcW w:type="pct" w:w="22%"/>
+            <w:tcBorders>
+              <w:top w:val="single" w:color="999999" w:sz="4"/>
+              <w:left w:val="single" w:color="999999" w:sz="4"/>
+              <w:bottom w:val="single" w:color="999999" w:sz="4"/>
+              <w:right w:val="single" w:color="999999" w:sz="4"/>
+            </w:tcBorders>
+            <w:shd w:fill="E8E8E8" w:val="clear"/>
+          </w:tcPr>
+          <w:p>
+            <w:r>
+              <w:rPr>
+                <w:b w:val="0"/>
+              </w:rPr>
+              <w:t>thermoluminescent dosimeter</w:t>
+            </w:r>
+          </w:p>
+        </w:tc>
+      </w:tr>
+    </w:tbl>
+    <w:p>
+      <w:pPr>
+        <w:pStyle w:val="Heading1"/>
+        <w:spacing w:after="120" w:before="280"/>
+      </w:pPr>
+      <w:r>
+        <w:t>12. Traceability to NABH SHCO 3rd Edition AAC.6</w:t>
+      </w:r>
+    </w:p>
+    <w:p>
+      <w:pPr>
+        <w:spacing w:after="120"/>
+      </w:pPr>
+      <w:r>
+        <w:rPr>
+          <w:i/>
+          <w:iCs/>
+          <w:sz w:val="20"/>
+          <w:szCs w:val="20"/>
+        </w:rPr>
+        <w:t xml:space="preserve">This table is an index. It is not how the policy is organised.</w:t>
+      </w:r>
+    </w:p>
     <w:tbl>
       <w:tblPr>
         <w:tblW w:type="pct" w:w="100%"/>
@@ -3396,700 +4090,6 @@
         </w:tc>
       </w:tr>
     </w:tbl>
-    <w:p>
-      <w:pPr>
-        <w:pStyle w:val="Heading1"/>
-        <w:spacing w:after="120" w:before="280"/>
-      </w:pPr>
-      <w:r>
-        <w:t>10. Distribution</w:t>
-      </w:r>
-    </w:p>
-    <w:p>
-      <w:pPr>
-        <w:spacing w:after="140"/>
-      </w:pPr>
-      <w:r>
-        <w:rPr>
-          <w:sz w:val="22"/>
-          <w:szCs w:val="22"/>
-        </w:rPr>
-        <w:t xml:space="preserve">Official master copy: office of the Medical Superintendent, «Hospital Name», with the Quality Coordinator.</w:t>
-      </w:r>
-    </w:p>
-    <w:p>
-      <w:pPr>
-        <w:spacing w:after="140"/>
-      </w:pPr>
-      <w:r>
-        <w:rPr>
-          <w:sz w:val="22"/>
-          <w:szCs w:val="22"/>
-        </w:rPr>
-        <w:t xml:space="preserve">Copies issued to: laboratory; imaging/radiology department; emergency; nursing administration.</w:t>
-      </w:r>
-    </w:p>
-    <w:p>
-      <w:pPr>
-        <w:spacing w:after="140"/>
-      </w:pPr>
-      <w:r>
-        <w:rPr>
-          <w:sz w:val="22"/>
-          <w:szCs w:val="22"/>
-        </w:rPr>
-        <w:t xml:space="preserve">The current version is available to all staff at the «front-office policy file» and, if the hospital keeps an intranet, at «staff intranet / policies».</w:t>
-      </w:r>
-    </w:p>
-    <w:p>
-      <w:pPr>
-        <w:spacing w:after="140"/>
-      </w:pPr>
-      <w:r>
-        <w:rPr>
-          <w:sz w:val="22"/>
-          <w:szCs w:val="22"/>
-        </w:rPr>
-        <w:t xml:space="preserve">When a new version is issued, take old copies out of use.</w:t>
-      </w:r>
-    </w:p>
-    <w:p>
-      <w:pPr>
-        <w:pStyle w:val="Heading1"/>
-        <w:spacing w:after="120" w:before="280"/>
-      </w:pPr>
-      <w:r>
-        <w:t>11. Abbreviations</w:t>
-      </w:r>
-    </w:p>
-    <w:tbl>
-      <w:tblPr>
-        <w:tblW w:type="pct" w:w="100%"/>
-        <w:tblBorders>
-          <w:top w:val="single" w:color="auto" w:sz="4"/>
-          <w:left w:val="single" w:color="auto" w:sz="4"/>
-          <w:bottom w:val="single" w:color="auto" w:sz="4"/>
-          <w:right w:val="single" w:color="auto" w:sz="4"/>
-          <w:insideH w:val="single" w:color="auto" w:sz="4"/>
-          <w:insideV w:val="single" w:color="auto" w:sz="4"/>
-        </w:tblBorders>
-      </w:tblPr>
-      <w:tblGrid>
-        <w:gridCol w:w="100"/>
-        <w:gridCol w:w="100"/>
-      </w:tblGrid>
-      <w:tr>
-        <w:tc>
-          <w:tcPr>
-            <w:tcW w:type="pct" w:w="22%"/>
-            <w:tcBorders>
-              <w:top w:val="single" w:color="999999" w:sz="4"/>
-              <w:left w:val="single" w:color="999999" w:sz="4"/>
-              <w:bottom w:val="single" w:color="999999" w:sz="4"/>
-              <w:right w:val="single" w:color="999999" w:sz="4"/>
-            </w:tcBorders>
-            <w:shd w:fill="E8E8E8" w:val="clear"/>
-          </w:tcPr>
-          <w:p>
-            <w:r>
-              <w:rPr>
-                <w:b/>
-              </w:rPr>
-              <w:t>Abbreviation</w:t>
-            </w:r>
-          </w:p>
-        </w:tc>
-        <w:tc>
-          <w:tcPr>
-            <w:tcW w:type="pct" w:w="22%"/>
-            <w:tcBorders>
-              <w:top w:val="single" w:color="999999" w:sz="4"/>
-              <w:left w:val="single" w:color="999999" w:sz="4"/>
-              <w:bottom w:val="single" w:color="999999" w:sz="4"/>
-              <w:right w:val="single" w:color="999999" w:sz="4"/>
-            </w:tcBorders>
-            <w:shd w:fill="E8E8E8" w:val="clear"/>
-          </w:tcPr>
-          <w:p>
-            <w:r>
-              <w:rPr>
-                <w:b/>
-              </w:rPr>
-              <w:t>Meaning</w:t>
-            </w:r>
-          </w:p>
-        </w:tc>
-      </w:tr>
-      <w:tr>
-        <w:tc>
-          <w:tcPr>
-            <w:tcW w:type="pct" w:w="22%"/>
-            <w:tcBorders>
-              <w:top w:val="single" w:color="999999" w:sz="4"/>
-              <w:left w:val="single" w:color="999999" w:sz="4"/>
-              <w:bottom w:val="single" w:color="999999" w:sz="4"/>
-              <w:right w:val="single" w:color="999999" w:sz="4"/>
-            </w:tcBorders>
-            <w:shd w:fill="E8E8E8" w:val="clear"/>
-          </w:tcPr>
-          <w:p>
-            <w:r>
-              <w:rPr>
-                <w:b w:val="0"/>
-              </w:rPr>
-              <w:t>AAC</w:t>
-            </w:r>
-          </w:p>
-        </w:tc>
-        <w:tc>
-          <w:tcPr>
-            <w:tcW w:type="pct" w:w="22%"/>
-            <w:tcBorders>
-              <w:top w:val="single" w:color="999999" w:sz="4"/>
-              <w:left w:val="single" w:color="999999" w:sz="4"/>
-              <w:bottom w:val="single" w:color="999999" w:sz="4"/>
-              <w:right w:val="single" w:color="999999" w:sz="4"/>
-            </w:tcBorders>
-            <w:shd w:fill="E8E8E8" w:val="clear"/>
-          </w:tcPr>
-          <w:p>
-            <w:r>
-              <w:rPr>
-                <w:b w:val="0"/>
-              </w:rPr>
-              <w:t>Access, Assessment and Continuity of Care (NABH SHCO chapter 2)</w:t>
-            </w:r>
-          </w:p>
-        </w:tc>
-      </w:tr>
-      <w:tr>
-        <w:tc>
-          <w:tcPr>
-            <w:tcW w:type="pct" w:w="22%"/>
-            <w:tcBorders>
-              <w:top w:val="single" w:color="999999" w:sz="4"/>
-              <w:left w:val="single" w:color="999999" w:sz="4"/>
-              <w:bottom w:val="single" w:color="999999" w:sz="4"/>
-              <w:right w:val="single" w:color="999999" w:sz="4"/>
-            </w:tcBorders>
-            <w:shd w:fill="E8E8E8" w:val="clear"/>
-          </w:tcPr>
-          <w:p>
-            <w:r>
-              <w:rPr>
-                <w:b w:val="0"/>
-              </w:rPr>
-              <w:t>AERB</w:t>
-            </w:r>
-          </w:p>
-        </w:tc>
-        <w:tc>
-          <w:tcPr>
-            <w:tcW w:type="pct" w:w="22%"/>
-            <w:tcBorders>
-              <w:top w:val="single" w:color="999999" w:sz="4"/>
-              <w:left w:val="single" w:color="999999" w:sz="4"/>
-              <w:bottom w:val="single" w:color="999999" w:sz="4"/>
-              <w:right w:val="single" w:color="999999" w:sz="4"/>
-            </w:tcBorders>
-            <w:shd w:fill="E8E8E8" w:val="clear"/>
-          </w:tcPr>
-          <w:p>
-            <w:r>
-              <w:rPr>
-                <w:b w:val="0"/>
-              </w:rPr>
-              <w:t>Atomic Energy Regulatory Board</w:t>
-            </w:r>
-          </w:p>
-        </w:tc>
-      </w:tr>
-      <w:tr>
-        <w:tc>
-          <w:tcPr>
-            <w:tcW w:type="pct" w:w="22%"/>
-            <w:tcBorders>
-              <w:top w:val="single" w:color="999999" w:sz="4"/>
-              <w:left w:val="single" w:color="999999" w:sz="4"/>
-              <w:bottom w:val="single" w:color="999999" w:sz="4"/>
-              <w:right w:val="single" w:color="999999" w:sz="4"/>
-            </w:tcBorders>
-            <w:shd w:fill="E8E8E8" w:val="clear"/>
-          </w:tcPr>
-          <w:p>
-            <w:r>
-              <w:rPr>
-                <w:b w:val="0"/>
-              </w:rPr>
-              <w:t>ALARA</w:t>
-            </w:r>
-          </w:p>
-        </w:tc>
-        <w:tc>
-          <w:tcPr>
-            <w:tcW w:type="pct" w:w="22%"/>
-            <w:tcBorders>
-              <w:top w:val="single" w:color="999999" w:sz="4"/>
-              <w:left w:val="single" w:color="999999" w:sz="4"/>
-              <w:bottom w:val="single" w:color="999999" w:sz="4"/>
-              <w:right w:val="single" w:color="999999" w:sz="4"/>
-            </w:tcBorders>
-            <w:shd w:fill="E8E8E8" w:val="clear"/>
-          </w:tcPr>
-          <w:p>
-            <w:r>
-              <w:rPr>
-                <w:b w:val="0"/>
-              </w:rPr>
-              <w:t>as low as reasonably achievable</w:t>
-            </w:r>
-          </w:p>
-        </w:tc>
-      </w:tr>
-      <w:tr>
-        <w:tc>
-          <w:tcPr>
-            <w:tcW w:type="pct" w:w="22%"/>
-            <w:tcBorders>
-              <w:top w:val="single" w:color="999999" w:sz="4"/>
-              <w:left w:val="single" w:color="999999" w:sz="4"/>
-              <w:bottom w:val="single" w:color="999999" w:sz="4"/>
-              <w:right w:val="single" w:color="999999" w:sz="4"/>
-            </w:tcBorders>
-            <w:shd w:fill="E8E8E8" w:val="clear"/>
-          </w:tcPr>
-          <w:p>
-            <w:r>
-              <w:rPr>
-                <w:b w:val="0"/>
-              </w:rPr>
-              <w:t>BMW</w:t>
-            </w:r>
-          </w:p>
-        </w:tc>
-        <w:tc>
-          <w:tcPr>
-            <w:tcW w:type="pct" w:w="22%"/>
-            <w:tcBorders>
-              <w:top w:val="single" w:color="999999" w:sz="4"/>
-              <w:left w:val="single" w:color="999999" w:sz="4"/>
-              <w:bottom w:val="single" w:color="999999" w:sz="4"/>
-              <w:right w:val="single" w:color="999999" w:sz="4"/>
-            </w:tcBorders>
-            <w:shd w:fill="E8E8E8" w:val="clear"/>
-          </w:tcPr>
-          <w:p>
-            <w:r>
-              <w:rPr>
-                <w:b w:val="0"/>
-              </w:rPr>
-              <w:t>Bio-Medical Waste Management Rules, 2016</w:t>
-            </w:r>
-          </w:p>
-        </w:tc>
-      </w:tr>
-      <w:tr>
-        <w:tc>
-          <w:tcPr>
-            <w:tcW w:type="pct" w:w="22%"/>
-            <w:tcBorders>
-              <w:top w:val="single" w:color="999999" w:sz="4"/>
-              <w:left w:val="single" w:color="999999" w:sz="4"/>
-              <w:bottom w:val="single" w:color="999999" w:sz="4"/>
-              <w:right w:val="single" w:color="999999" w:sz="4"/>
-            </w:tcBorders>
-            <w:shd w:fill="E8E8E8" w:val="clear"/>
-          </w:tcPr>
-          <w:p>
-            <w:r>
-              <w:rPr>
-                <w:b w:val="0"/>
-              </w:rPr>
-              <w:t>CAPA</w:t>
-            </w:r>
-          </w:p>
-        </w:tc>
-        <w:tc>
-          <w:tcPr>
-            <w:tcW w:type="pct" w:w="22%"/>
-            <w:tcBorders>
-              <w:top w:val="single" w:color="999999" w:sz="4"/>
-              <w:left w:val="single" w:color="999999" w:sz="4"/>
-              <w:bottom w:val="single" w:color="999999" w:sz="4"/>
-              <w:right w:val="single" w:color="999999" w:sz="4"/>
-            </w:tcBorders>
-            <w:shd w:fill="E8E8E8" w:val="clear"/>
-          </w:tcPr>
-          <w:p>
-            <w:r>
-              <w:rPr>
-                <w:b w:val="0"/>
-              </w:rPr>
-              <w:t>corrective and preventive action</w:t>
-            </w:r>
-          </w:p>
-        </w:tc>
-      </w:tr>
-      <w:tr>
-        <w:tc>
-          <w:tcPr>
-            <w:tcW w:type="pct" w:w="22%"/>
-            <w:tcBorders>
-              <w:top w:val="single" w:color="999999" w:sz="4"/>
-              <w:left w:val="single" w:color="999999" w:sz="4"/>
-              <w:bottom w:val="single" w:color="999999" w:sz="4"/>
-              <w:right w:val="single" w:color="999999" w:sz="4"/>
-            </w:tcBorders>
-            <w:shd w:fill="E8E8E8" w:val="clear"/>
-          </w:tcPr>
-          <w:p>
-            <w:r>
-              <w:rPr>
-                <w:b w:val="0"/>
-              </w:rPr>
-              <w:t>HIC</w:t>
-            </w:r>
-          </w:p>
-        </w:tc>
-        <w:tc>
-          <w:tcPr>
-            <w:tcW w:type="pct" w:w="22%"/>
-            <w:tcBorders>
-              <w:top w:val="single" w:color="999999" w:sz="4"/>
-              <w:left w:val="single" w:color="999999" w:sz="4"/>
-              <w:bottom w:val="single" w:color="999999" w:sz="4"/>
-              <w:right w:val="single" w:color="999999" w:sz="4"/>
-            </w:tcBorders>
-            <w:shd w:fill="E8E8E8" w:val="clear"/>
-          </w:tcPr>
-          <w:p>
-            <w:r>
-              <w:rPr>
-                <w:b w:val="0"/>
-              </w:rPr>
-              <w:t>Hospital Infection Control (NABH SHCO chapter 3)</w:t>
-            </w:r>
-          </w:p>
-        </w:tc>
-      </w:tr>
-      <w:tr>
-        <w:tc>
-          <w:tcPr>
-            <w:tcW w:type="pct" w:w="22%"/>
-            <w:tcBorders>
-              <w:top w:val="single" w:color="999999" w:sz="4"/>
-              <w:left w:val="single" w:color="999999" w:sz="4"/>
-              <w:bottom w:val="single" w:color="999999" w:sz="4"/>
-              <w:right w:val="single" w:color="999999" w:sz="4"/>
-            </w:tcBorders>
-            <w:shd w:fill="E8E8E8" w:val="clear"/>
-          </w:tcPr>
-          <w:p>
-            <w:r>
-              <w:rPr>
-                <w:b w:val="0"/>
-              </w:rPr>
-              <w:t>MRI</w:t>
-            </w:r>
-          </w:p>
-        </w:tc>
-        <w:tc>
-          <w:tcPr>
-            <w:tcW w:type="pct" w:w="22%"/>
-            <w:tcBorders>
-              <w:top w:val="single" w:color="999999" w:sz="4"/>
-              <w:left w:val="single" w:color="999999" w:sz="4"/>
-              <w:bottom w:val="single" w:color="999999" w:sz="4"/>
-              <w:right w:val="single" w:color="999999" w:sz="4"/>
-            </w:tcBorders>
-            <w:shd w:fill="E8E8E8" w:val="clear"/>
-          </w:tcPr>
-          <w:p>
-            <w:r>
-              <w:rPr>
-                <w:b w:val="0"/>
-              </w:rPr>
-              <w:t>magnetic resonance imaging</w:t>
-            </w:r>
-          </w:p>
-        </w:tc>
-      </w:tr>
-      <w:tr>
-        <w:tc>
-          <w:tcPr>
-            <w:tcW w:type="pct" w:w="22%"/>
-            <w:tcBorders>
-              <w:top w:val="single" w:color="999999" w:sz="4"/>
-              <w:left w:val="single" w:color="999999" w:sz="4"/>
-              <w:bottom w:val="single" w:color="999999" w:sz="4"/>
-              <w:right w:val="single" w:color="999999" w:sz="4"/>
-            </w:tcBorders>
-            <w:shd w:fill="E8E8E8" w:val="clear"/>
-          </w:tcPr>
-          <w:p>
-            <w:r>
-              <w:rPr>
-                <w:b w:val="0"/>
-              </w:rPr>
-              <w:t>NABH</w:t>
-            </w:r>
-          </w:p>
-        </w:tc>
-        <w:tc>
-          <w:tcPr>
-            <w:tcW w:type="pct" w:w="22%"/>
-            <w:tcBorders>
-              <w:top w:val="single" w:color="999999" w:sz="4"/>
-              <w:left w:val="single" w:color="999999" w:sz="4"/>
-              <w:bottom w:val="single" w:color="999999" w:sz="4"/>
-              <w:right w:val="single" w:color="999999" w:sz="4"/>
-            </w:tcBorders>
-            <w:shd w:fill="E8E8E8" w:val="clear"/>
-          </w:tcPr>
-          <w:p>
-            <w:r>
-              <w:rPr>
-                <w:b w:val="0"/>
-              </w:rPr>
-              <w:t>National Accreditation Board for Hospitals and Healthcare Providers</w:t>
-            </w:r>
-          </w:p>
-        </w:tc>
-      </w:tr>
-      <w:tr>
-        <w:tc>
-          <w:tcPr>
-            <w:tcW w:type="pct" w:w="22%"/>
-            <w:tcBorders>
-              <w:top w:val="single" w:color="999999" w:sz="4"/>
-              <w:left w:val="single" w:color="999999" w:sz="4"/>
-              <w:bottom w:val="single" w:color="999999" w:sz="4"/>
-              <w:right w:val="single" w:color="999999" w:sz="4"/>
-            </w:tcBorders>
-            <w:shd w:fill="E8E8E8" w:val="clear"/>
-          </w:tcPr>
-          <w:p>
-            <w:r>
-              <w:rPr>
-                <w:b w:val="0"/>
-              </w:rPr>
-              <w:t>OE</w:t>
-            </w:r>
-          </w:p>
-        </w:tc>
-        <w:tc>
-          <w:tcPr>
-            <w:tcW w:type="pct" w:w="22%"/>
-            <w:tcBorders>
-              <w:top w:val="single" w:color="999999" w:sz="4"/>
-              <w:left w:val="single" w:color="999999" w:sz="4"/>
-              <w:bottom w:val="single" w:color="999999" w:sz="4"/>
-              <w:right w:val="single" w:color="999999" w:sz="4"/>
-            </w:tcBorders>
-            <w:shd w:fill="E8E8E8" w:val="clear"/>
-          </w:tcPr>
-          <w:p>
-            <w:r>
-              <w:rPr>
-                <w:b w:val="0"/>
-              </w:rPr>
-              <w:t>objective element</w:t>
-            </w:r>
-          </w:p>
-        </w:tc>
-      </w:tr>
-      <w:tr>
-        <w:tc>
-          <w:tcPr>
-            <w:tcW w:type="pct" w:w="22%"/>
-            <w:tcBorders>
-              <w:top w:val="single" w:color="999999" w:sz="4"/>
-              <w:left w:val="single" w:color="999999" w:sz="4"/>
-              <w:bottom w:val="single" w:color="999999" w:sz="4"/>
-              <w:right w:val="single" w:color="999999" w:sz="4"/>
-            </w:tcBorders>
-            <w:shd w:fill="E8E8E8" w:val="clear"/>
-          </w:tcPr>
-          <w:p>
-            <w:r>
-              <w:rPr>
-                <w:b w:val="0"/>
-              </w:rPr>
-              <w:t>PC-PNDT</w:t>
-            </w:r>
-          </w:p>
-        </w:tc>
-        <w:tc>
-          <w:tcPr>
-            <w:tcW w:type="pct" w:w="22%"/>
-            <w:tcBorders>
-              <w:top w:val="single" w:color="999999" w:sz="4"/>
-              <w:left w:val="single" w:color="999999" w:sz="4"/>
-              <w:bottom w:val="single" w:color="999999" w:sz="4"/>
-              <w:right w:val="single" w:color="999999" w:sz="4"/>
-            </w:tcBorders>
-            <w:shd w:fill="E8E8E8" w:val="clear"/>
-          </w:tcPr>
-          <w:p>
-            <w:r>
-              <w:rPr>
-                <w:b w:val="0"/>
-              </w:rPr>
-              <w:t>Pre-Conception and Pre-Natal Diagnostic Techniques (Prohibition of Sex Selection) Act, 1994</w:t>
-            </w:r>
-          </w:p>
-        </w:tc>
-      </w:tr>
-      <w:tr>
-        <w:tc>
-          <w:tcPr>
-            <w:tcW w:type="pct" w:w="22%"/>
-            <w:tcBorders>
-              <w:top w:val="single" w:color="999999" w:sz="4"/>
-              <w:left w:val="single" w:color="999999" w:sz="4"/>
-              <w:bottom w:val="single" w:color="999999" w:sz="4"/>
-              <w:right w:val="single" w:color="999999" w:sz="4"/>
-            </w:tcBorders>
-            <w:shd w:fill="E8E8E8" w:val="clear"/>
-          </w:tcPr>
-          <w:p>
-            <w:r>
-              <w:rPr>
-                <w:b w:val="0"/>
-              </w:rPr>
-              <w:t>PPE</w:t>
-            </w:r>
-          </w:p>
-        </w:tc>
-        <w:tc>
-          <w:tcPr>
-            <w:tcW w:type="pct" w:w="22%"/>
-            <w:tcBorders>
-              <w:top w:val="single" w:color="999999" w:sz="4"/>
-              <w:left w:val="single" w:color="999999" w:sz="4"/>
-              <w:bottom w:val="single" w:color="999999" w:sz="4"/>
-              <w:right w:val="single" w:color="999999" w:sz="4"/>
-            </w:tcBorders>
-            <w:shd w:fill="E8E8E8" w:val="clear"/>
-          </w:tcPr>
-          <w:p>
-            <w:r>
-              <w:rPr>
-                <w:b w:val="0"/>
-              </w:rPr>
-              <w:t>personal protective equipment</w:t>
-            </w:r>
-          </w:p>
-        </w:tc>
-      </w:tr>
-      <w:tr>
-        <w:tc>
-          <w:tcPr>
-            <w:tcW w:type="pct" w:w="22%"/>
-            <w:tcBorders>
-              <w:top w:val="single" w:color="999999" w:sz="4"/>
-              <w:left w:val="single" w:color="999999" w:sz="4"/>
-              <w:bottom w:val="single" w:color="999999" w:sz="4"/>
-              <w:right w:val="single" w:color="999999" w:sz="4"/>
-            </w:tcBorders>
-            <w:shd w:fill="E8E8E8" w:val="clear"/>
-          </w:tcPr>
-          <w:p>
-            <w:r>
-              <w:rPr>
-                <w:b w:val="0"/>
-              </w:rPr>
-              <w:t>SHCO</w:t>
-            </w:r>
-          </w:p>
-        </w:tc>
-        <w:tc>
-          <w:tcPr>
-            <w:tcW w:type="pct" w:w="22%"/>
-            <w:tcBorders>
-              <w:top w:val="single" w:color="999999" w:sz="4"/>
-              <w:left w:val="single" w:color="999999" w:sz="4"/>
-              <w:bottom w:val="single" w:color="999999" w:sz="4"/>
-              <w:right w:val="single" w:color="999999" w:sz="4"/>
-            </w:tcBorders>
-            <w:shd w:fill="E8E8E8" w:val="clear"/>
-          </w:tcPr>
-          <w:p>
-            <w:r>
-              <w:rPr>
-                <w:b w:val="0"/>
-              </w:rPr>
-              <w:t>Standards for Small Healthcare Organisations</w:t>
-            </w:r>
-          </w:p>
-        </w:tc>
-      </w:tr>
-      <w:tr>
-        <w:tc>
-          <w:tcPr>
-            <w:tcW w:type="pct" w:w="22%"/>
-            <w:tcBorders>
-              <w:top w:val="single" w:color="999999" w:sz="4"/>
-              <w:left w:val="single" w:color="999999" w:sz="4"/>
-              <w:bottom w:val="single" w:color="999999" w:sz="4"/>
-              <w:right w:val="single" w:color="999999" w:sz="4"/>
-            </w:tcBorders>
-            <w:shd w:fill="E8E8E8" w:val="clear"/>
-          </w:tcPr>
-          <w:p>
-            <w:r>
-              <w:rPr>
-                <w:b w:val="0"/>
-              </w:rPr>
-              <w:t>TLD</w:t>
-            </w:r>
-          </w:p>
-        </w:tc>
-        <w:tc>
-          <w:tcPr>
-            <w:tcW w:type="pct" w:w="22%"/>
-            <w:tcBorders>
-              <w:top w:val="single" w:color="999999" w:sz="4"/>
-              <w:left w:val="single" w:color="999999" w:sz="4"/>
-              <w:bottom w:val="single" w:color="999999" w:sz="4"/>
-              <w:right w:val="single" w:color="999999" w:sz="4"/>
-            </w:tcBorders>
-            <w:shd w:fill="E8E8E8" w:val="clear"/>
-          </w:tcPr>
-          <w:p>
-            <w:r>
-              <w:rPr>
-                <w:b w:val="0"/>
-              </w:rPr>
-              <w:t>thermoluminescent dosimeter</w:t>
-            </w:r>
-          </w:p>
-        </w:tc>
-      </w:tr>
-    </w:tbl>
-    <w:p>
-      <w:pPr>
-        <w:pStyle w:val="Heading1"/>
-        <w:spacing w:after="120" w:before="280"/>
-      </w:pPr>
-      <w:r>
-        <w:t>12. Traceability to NABH SHCO 3rd Edition AAC.6</w:t>
-      </w:r>
-    </w:p>
-    <w:p>
-      <w:pPr>
-        <w:spacing w:after="120"/>
-      </w:pPr>
-      <w:r>
-        <w:rPr>
-          <w:i/>
-          <w:iCs/>
-          <w:sz w:val="20"/>
-          <w:szCs w:val="20"/>
-        </w:rPr>
-        <w:t xml:space="preserve">This table is an index. It is not how the policy is organised.</w:t>
-      </w:r>
-    </w:p>
     <w:p>
       <w:pPr>
         <w:pStyle w:val="Heading1"/>

--- a/policies/build/masters/AAC.6_v2_master.docx
+++ b/policies/build/masters/AAC.6_v2_master.docx
@@ -710,7 +710,7 @@
           <w:sz w:val="22"/>
           <w:szCs w:val="22"/>
         </w:rPr>
-        <w:t xml:space="preserve">It covers the five elements AAC.6.a–e: laboratory safety programme, laboratory safe practices and safety measures, patient screening before imaging, radiation safety devices and training, and imaging signage.</w:t>
+        <w:t>It covers five elements: laboratory safety programme, laboratory safe practices and safety measures, patient screening before imaging, radiation safety devices and training, and imaging signage.</w:t>
       </w:r>
     </w:p>
     <w:p>
@@ -927,7 +927,7 @@
           <w:sz w:val="22"/>
           <w:szCs w:val="22"/>
         </w:rPr>
-        <w:t xml:space="preserve">waste management: segregation at source per Bio-Medical Waste Management Rules, 2016 (HIC owns the hospital-wide waste stream; this step owns the laboratory source segregation).</w:t>
+        <w:t>waste management: segregation at source per Bio-Medical Waste Management Rules, 2016 — the hospital-wide waste stream is handled under the infection-control policy; this step covers laboratory source segregation.</w:t>
       </w:r>
     </w:p>
     <w:p>

--- a/policies/build/masters/AAC.6_v2_master.docx
+++ b/policies/build/masters/AAC.6_v2_master.docx
@@ -4453,8 +4453,23 @@
           <w:sz w:val="22"/>
           <w:szCs w:val="22"/>
         </w:rPr>
-        <w:t xml:space="preserve">National Accreditation Board for Hospitals and Healthcare Providers (NABH), Standards for Small Healthcare Organisations, 3rd Edition — Access, Assessment and Continuity of Care chapter, standard AAC.6.</w:t>
-      </w:r>
+      </w:r>
+      <w:r>
+        <w:rPr>
+          <w:sz w:val="22"/>
+        </w:rPr>
+        <w:t xml:space="preserve">National Accreditation Board for Hospitals &amp; Healthcare Providers. (2022). Standards for small healthcare organisations (3rd ed.) — Access, Assessment and Continuity of Care chapter, standard AAC.6. </w:t>
+      </w:r>
+      <w:hyperlink r:id="rId9">
+        <w:r>
+          <w:rPr>
+            <w:rStyle w:val="Hyperlink"/>
+            <w:sz w:val="22"/>
+            <w:szCs w:val="22"/>
+          </w:rPr>
+          <w:t>https://nabh.co/programmes/small-healthcare-organisation-shco-accreditation-programme/</w:t>
+        </w:r>
+      </w:hyperlink>
     </w:p>
     <w:p>
       <w:pPr>
